--- a/guj/docx/034.content.docx
+++ b/guj/docx/034.content.docx
@@ -287,114 +287,84 @@
           <w:lang w:val="gu_IN" w:bidi="gu_IN"/>
         </w:rPr>
       </w:r>
-      <w:hyperlink r:id="rId13">
-        <w:r>
-          <w:rPr>
-            <w:lang w:val="gu_IN" w:bidi="gu_IN"/>
-          </w:rPr>
-          <w:rPr>
-            <w:color w:val="0000EE"/>
-            <w:u w:val="single"/>
-          </w:rPr>
-          <w:t>2 શમુએલ 17:23</w:t>
-        </w:r>
-      </w:hyperlink>
-    </w:p>
-    <w:p>
-      <w:pPr>
-        <w:pStyle w:val="ListBullet"/>
-        <w:spacing w:line="240" w:lineRule="auto"/>
-        <w:ind w:left="720"/>
-      </w:pPr>
-      <w:r>
-        <w:rPr>
-          <w:lang w:val="gu_IN" w:bidi="gu_IN"/>
-        </w:rPr>
-      </w:r>
-      <w:hyperlink r:id="rId14">
-        <w:r>
-          <w:rPr>
-            <w:lang w:val="gu_IN" w:bidi="gu_IN"/>
-          </w:rPr>
-          <w:rPr>
-            <w:color w:val="0000EE"/>
-            <w:u w:val="single"/>
-          </w:rPr>
-          <w:t>પ્રેરિતો 10:39–41</w:t>
-        </w:r>
-      </w:hyperlink>
-    </w:p>
-    <w:p>
-      <w:pPr>
-        <w:pStyle w:val="ListBullet"/>
-        <w:spacing w:line="240" w:lineRule="auto"/>
-        <w:ind w:left="720"/>
-      </w:pPr>
-      <w:r>
-        <w:rPr>
-          <w:lang w:val="gu_IN" w:bidi="gu_IN"/>
-        </w:rPr>
-      </w:r>
-      <w:hyperlink r:id="rId15">
-        <w:r>
-          <w:rPr>
-            <w:lang w:val="gu_IN" w:bidi="gu_IN"/>
-          </w:rPr>
-          <w:rPr>
-            <w:color w:val="0000EE"/>
-            <w:u w:val="single"/>
-          </w:rPr>
-          <w:t>ગલાતી 3:13–14</w:t>
-        </w:r>
-      </w:hyperlink>
-    </w:p>
-    <w:p>
-      <w:pPr>
-        <w:pStyle w:val="ListBullet"/>
-        <w:spacing w:line="240" w:lineRule="auto"/>
-        <w:ind w:left="720"/>
-      </w:pPr>
-      <w:r>
-        <w:rPr>
-          <w:lang w:val="gu_IN" w:bidi="gu_IN"/>
-        </w:rPr>
-      </w:r>
-      <w:hyperlink r:id="rId16">
-        <w:r>
-          <w:rPr>
-            <w:lang w:val="gu_IN" w:bidi="gu_IN"/>
-          </w:rPr>
-          <w:rPr>
-            <w:color w:val="0000EE"/>
-            <w:u w:val="single"/>
-          </w:rPr>
-          <w:t>ઉત્પત્તિ40:20–23</w:t>
-        </w:r>
-      </w:hyperlink>
-    </w:p>
-    <w:p>
-      <w:pPr>
-        <w:pStyle w:val="ListBullet"/>
-        <w:spacing w:line="240" w:lineRule="auto"/>
-        <w:ind w:left="720"/>
-      </w:pPr>
-      <w:r>
-        <w:rPr>
-          <w:lang w:val="gu_IN" w:bidi="gu_IN"/>
-        </w:rPr>
-      </w:r>
-      <w:hyperlink r:id="rId17">
-        <w:r>
-          <w:rPr>
-            <w:lang w:val="gu_IN" w:bidi="gu_IN"/>
-          </w:rPr>
-          <w:rPr>
-            <w:color w:val="0000EE"/>
-            <w:u w:val="single"/>
-          </w:rPr>
-          <w:t>માથ્થી 27:3–5</w:t>
-        </w:r>
-      </w:hyperlink>
+      <w:r>
+        <w:rPr>
+          <w:lang w:val="gu_IN" w:bidi="gu_IN"/>
+        </w:rPr>
+        <w:t>2 શમુએલ 17:23</w:t>
+      </w:r>
+    </w:p>
+    <w:p>
+      <w:pPr>
+        <w:pStyle w:val="ListBullet"/>
+        <w:spacing w:line="240" w:lineRule="auto"/>
+        <w:ind w:left="720"/>
+      </w:pPr>
+      <w:r>
+        <w:rPr>
+          <w:lang w:val="gu_IN" w:bidi="gu_IN"/>
+        </w:rPr>
+      </w:r>
+      <w:r>
+        <w:rPr>
+          <w:lang w:val="gu_IN" w:bidi="gu_IN"/>
+        </w:rPr>
+        <w:t>પ્રેરિતો 10:39–41</w:t>
+      </w:r>
+    </w:p>
+    <w:p>
+      <w:pPr>
+        <w:pStyle w:val="ListBullet"/>
+        <w:spacing w:line="240" w:lineRule="auto"/>
+        <w:ind w:left="720"/>
+      </w:pPr>
+      <w:r>
+        <w:rPr>
+          <w:lang w:val="gu_IN" w:bidi="gu_IN"/>
+        </w:rPr>
+      </w:r>
+      <w:r>
+        <w:rPr>
+          <w:lang w:val="gu_IN" w:bidi="gu_IN"/>
+        </w:rPr>
+        <w:t>ગલાતી 3:13–14</w:t>
+      </w:r>
+    </w:p>
+    <w:p>
+      <w:pPr>
+        <w:pStyle w:val="ListBullet"/>
+        <w:spacing w:line="240" w:lineRule="auto"/>
+        <w:ind w:left="720"/>
+      </w:pPr>
+      <w:r>
+        <w:rPr>
+          <w:lang w:val="gu_IN" w:bidi="gu_IN"/>
+        </w:rPr>
+      </w:r>
+      <w:r>
+        <w:rPr>
+          <w:lang w:val="gu_IN" w:bidi="gu_IN"/>
+        </w:rPr>
+        <w:t>ઉત્પત્તિ40:20–23</w:t>
+      </w:r>
+    </w:p>
+    <w:p>
+      <w:pPr>
+        <w:pStyle w:val="ListBullet"/>
+        <w:spacing w:line="240" w:lineRule="auto"/>
+        <w:ind w:left="720"/>
+      </w:pPr>
+      <w:r>
+        <w:rPr>
+          <w:lang w:val="gu_IN" w:bidi="gu_IN"/>
+        </w:rPr>
+      </w:r>
+      <w:r>
+        <w:rPr>
+          <w:lang w:val="gu_IN" w:bidi="gu_IN"/>
+        </w:rPr>
+        <w:t>માથ્થી 27:3–5</w:t>
+      </w:r>
     </w:p>
     <w:p>
       <w:pPr>
@@ -662,114 +632,84 @@
           <w:lang w:val="gu_IN" w:bidi="gu_IN"/>
         </w:rPr>
       </w:r>
-      <w:hyperlink r:id="rId18">
-        <w:r>
-          <w:rPr>
-            <w:lang w:val="gu_IN" w:bidi="gu_IN"/>
-          </w:rPr>
-          <w:rPr>
-            <w:color w:val="0000EE"/>
-            <w:u w:val="single"/>
-          </w:rPr>
-          <w:t>1 રાજાઓ 4:32–34</w:t>
-        </w:r>
-      </w:hyperlink>
-    </w:p>
-    <w:p>
-      <w:pPr>
-        <w:pStyle w:val="ListBullet"/>
-        <w:spacing w:line="240" w:lineRule="auto"/>
-        <w:ind w:left="720"/>
-      </w:pPr>
-      <w:r>
-        <w:rPr>
-          <w:lang w:val="gu_IN" w:bidi="gu_IN"/>
-        </w:rPr>
-      </w:r>
-      <w:hyperlink r:id="rId19">
-        <w:r>
-          <w:rPr>
-            <w:lang w:val="gu_IN" w:bidi="gu_IN"/>
-          </w:rPr>
-          <w:rPr>
-            <w:color w:val="0000EE"/>
-            <w:u w:val="single"/>
-          </w:rPr>
-          <w:t>2 કાળુવૃતાંત 2:8–10</w:t>
-        </w:r>
-      </w:hyperlink>
-    </w:p>
-    <w:p>
-      <w:pPr>
-        <w:pStyle w:val="ListBullet"/>
-        <w:spacing w:line="240" w:lineRule="auto"/>
-        <w:ind w:left="720"/>
-      </w:pPr>
-      <w:r>
-        <w:rPr>
-          <w:lang w:val="gu_IN" w:bidi="gu_IN"/>
-        </w:rPr>
-      </w:r>
-      <w:hyperlink r:id="rId20">
-        <w:r>
-          <w:rPr>
-            <w:lang w:val="gu_IN" w:bidi="gu_IN"/>
-          </w:rPr>
-          <w:rPr>
-            <w:color w:val="0000EE"/>
-            <w:u w:val="single"/>
-          </w:rPr>
-          <w:t>પુનર્નિયમ 1:7–8</w:t>
-        </w:r>
-      </w:hyperlink>
-    </w:p>
-    <w:p>
-      <w:pPr>
-        <w:pStyle w:val="ListBullet"/>
-        <w:spacing w:line="240" w:lineRule="auto"/>
-        <w:ind w:left="720"/>
-      </w:pPr>
-      <w:r>
-        <w:rPr>
-          <w:lang w:val="gu_IN" w:bidi="gu_IN"/>
-        </w:rPr>
-      </w:r>
-      <w:hyperlink r:id="rId21">
-        <w:r>
-          <w:rPr>
-            <w:lang w:val="gu_IN" w:bidi="gu_IN"/>
-          </w:rPr>
-          <w:rPr>
-            <w:color w:val="0000EE"/>
-            <w:u w:val="single"/>
-          </w:rPr>
-          <w:t>ગીતશાસ્ત્ર 29:3–5</w:t>
-        </w:r>
-      </w:hyperlink>
-    </w:p>
-    <w:p>
-      <w:pPr>
-        <w:pStyle w:val="ListBullet"/>
-        <w:spacing w:line="240" w:lineRule="auto"/>
-        <w:ind w:left="720"/>
-      </w:pPr>
-      <w:r>
-        <w:rPr>
-          <w:lang w:val="gu_IN" w:bidi="gu_IN"/>
-        </w:rPr>
-      </w:r>
-      <w:hyperlink r:id="rId22">
-        <w:r>
-          <w:rPr>
-            <w:lang w:val="gu_IN" w:bidi="gu_IN"/>
-          </w:rPr>
-          <w:rPr>
-            <w:color w:val="0000EE"/>
-            <w:u w:val="single"/>
-          </w:rPr>
-          <w:t>ઝખાર્યા 10:8–10</w:t>
-        </w:r>
-      </w:hyperlink>
+      <w:r>
+        <w:rPr>
+          <w:lang w:val="gu_IN" w:bidi="gu_IN"/>
+        </w:rPr>
+        <w:t>1 રાજાઓ 4:32–34</w:t>
+      </w:r>
+    </w:p>
+    <w:p>
+      <w:pPr>
+        <w:pStyle w:val="ListBullet"/>
+        <w:spacing w:line="240" w:lineRule="auto"/>
+        <w:ind w:left="720"/>
+      </w:pPr>
+      <w:r>
+        <w:rPr>
+          <w:lang w:val="gu_IN" w:bidi="gu_IN"/>
+        </w:rPr>
+      </w:r>
+      <w:r>
+        <w:rPr>
+          <w:lang w:val="gu_IN" w:bidi="gu_IN"/>
+        </w:rPr>
+        <w:t>2 કાળુવૃતાંત 2:8–10</w:t>
+      </w:r>
+    </w:p>
+    <w:p>
+      <w:pPr>
+        <w:pStyle w:val="ListBullet"/>
+        <w:spacing w:line="240" w:lineRule="auto"/>
+        <w:ind w:left="720"/>
+      </w:pPr>
+      <w:r>
+        <w:rPr>
+          <w:lang w:val="gu_IN" w:bidi="gu_IN"/>
+        </w:rPr>
+      </w:r>
+      <w:r>
+        <w:rPr>
+          <w:lang w:val="gu_IN" w:bidi="gu_IN"/>
+        </w:rPr>
+        <w:t>પુનર્નિયમ 1:7–8</w:t>
+      </w:r>
+    </w:p>
+    <w:p>
+      <w:pPr>
+        <w:pStyle w:val="ListBullet"/>
+        <w:spacing w:line="240" w:lineRule="auto"/>
+        <w:ind w:left="720"/>
+      </w:pPr>
+      <w:r>
+        <w:rPr>
+          <w:lang w:val="gu_IN" w:bidi="gu_IN"/>
+        </w:rPr>
+      </w:r>
+      <w:r>
+        <w:rPr>
+          <w:lang w:val="gu_IN" w:bidi="gu_IN"/>
+        </w:rPr>
+        <w:t>ગીતશાસ્ત્ર 29:3–5</w:t>
+      </w:r>
+    </w:p>
+    <w:p>
+      <w:pPr>
+        <w:pStyle w:val="ListBullet"/>
+        <w:spacing w:line="240" w:lineRule="auto"/>
+        <w:ind w:left="720"/>
+      </w:pPr>
+      <w:r>
+        <w:rPr>
+          <w:lang w:val="gu_IN" w:bidi="gu_IN"/>
+        </w:rPr>
+      </w:r>
+      <w:r>
+        <w:rPr>
+          <w:lang w:val="gu_IN" w:bidi="gu_IN"/>
+        </w:rPr>
+        <w:t>ઝખાર્યા 10:8–10</w:t>
+      </w:r>
     </w:p>
     <w:p>
       <w:pPr>
@@ -1094,138 +1034,102 @@
           <w:lang w:val="gu_IN" w:bidi="gu_IN"/>
         </w:rPr>
       </w:r>
-      <w:hyperlink r:id="rId23">
-        <w:r>
-          <w:rPr>
-            <w:lang w:val="gu_IN" w:bidi="gu_IN"/>
-          </w:rPr>
-          <w:rPr>
-            <w:color w:val="0000EE"/>
-            <w:u w:val="single"/>
-          </w:rPr>
-          <w:t>1 થેસ્સાલોનીકી 3: 4–5</w:t>
-        </w:r>
-      </w:hyperlink>
-    </w:p>
-    <w:p>
-      <w:pPr>
-        <w:pStyle w:val="ListBullet"/>
-        <w:spacing w:line="240" w:lineRule="auto"/>
-        <w:ind w:left="720"/>
-      </w:pPr>
-      <w:r>
-        <w:rPr>
-          <w:lang w:val="gu_IN" w:bidi="gu_IN"/>
-        </w:rPr>
-      </w:r>
-      <w:hyperlink r:id="rId24">
-        <w:r>
-          <w:rPr>
-            <w:lang w:val="gu_IN" w:bidi="gu_IN"/>
-          </w:rPr>
-          <w:rPr>
-            <w:color w:val="0000EE"/>
-            <w:u w:val="single"/>
-          </w:rPr>
-          <w:t>હેબ્રુ 4: 14–16</w:t>
-        </w:r>
-      </w:hyperlink>
-    </w:p>
-    <w:p>
-      <w:pPr>
-        <w:pStyle w:val="ListBullet"/>
-        <w:spacing w:line="240" w:lineRule="auto"/>
-        <w:ind w:left="720"/>
-      </w:pPr>
-      <w:r>
-        <w:rPr>
-          <w:lang w:val="gu_IN" w:bidi="gu_IN"/>
-        </w:rPr>
-      </w:r>
-      <w:hyperlink r:id="rId25">
-        <w:r>
-          <w:rPr>
-            <w:lang w:val="gu_IN" w:bidi="gu_IN"/>
-          </w:rPr>
-          <w:rPr>
-            <w:color w:val="0000EE"/>
-            <w:u w:val="single"/>
-          </w:rPr>
-          <w:t>યાકુબ 1:12–13</w:t>
-        </w:r>
-      </w:hyperlink>
-    </w:p>
-    <w:p>
-      <w:pPr>
-        <w:pStyle w:val="ListBullet"/>
-        <w:spacing w:line="240" w:lineRule="auto"/>
-        <w:ind w:left="720"/>
-      </w:pPr>
-      <w:r>
-        <w:rPr>
-          <w:lang w:val="gu_IN" w:bidi="gu_IN"/>
-        </w:rPr>
-      </w:r>
-      <w:hyperlink r:id="rId26">
-        <w:r>
-          <w:rPr>
-            <w:lang w:val="gu_IN" w:bidi="gu_IN"/>
-          </w:rPr>
-          <w:rPr>
-            <w:color w:val="0000EE"/>
-            <w:u w:val="single"/>
-          </w:rPr>
-          <w:t>લુક 4:1–2</w:t>
-        </w:r>
-      </w:hyperlink>
-    </w:p>
-    <w:p>
-      <w:pPr>
-        <w:pStyle w:val="ListBullet"/>
-        <w:spacing w:line="240" w:lineRule="auto"/>
-        <w:ind w:left="720"/>
-      </w:pPr>
-      <w:r>
-        <w:rPr>
-          <w:lang w:val="gu_IN" w:bidi="gu_IN"/>
-        </w:rPr>
-      </w:r>
-      <w:hyperlink r:id="rId27">
-        <w:r>
-          <w:rPr>
-            <w:lang w:val="gu_IN" w:bidi="gu_IN"/>
-          </w:rPr>
-          <w:rPr>
-            <w:color w:val="0000EE"/>
-            <w:u w:val="single"/>
-          </w:rPr>
-          <w:t>લુક 11:3–4</w:t>
-        </w:r>
-      </w:hyperlink>
-    </w:p>
-    <w:p>
-      <w:pPr>
-        <w:pStyle w:val="ListBullet"/>
-        <w:spacing w:line="240" w:lineRule="auto"/>
-        <w:ind w:left="720"/>
-      </w:pPr>
-      <w:r>
-        <w:rPr>
-          <w:lang w:val="gu_IN" w:bidi="gu_IN"/>
-        </w:rPr>
-      </w:r>
-      <w:hyperlink r:id="rId28">
-        <w:r>
-          <w:rPr>
-            <w:lang w:val="gu_IN" w:bidi="gu_IN"/>
-          </w:rPr>
-          <w:rPr>
-            <w:color w:val="0000EE"/>
-            <w:u w:val="single"/>
-          </w:rPr>
-          <w:t>માથ્થી 26:39–41</w:t>
-        </w:r>
-      </w:hyperlink>
+      <w:r>
+        <w:rPr>
+          <w:lang w:val="gu_IN" w:bidi="gu_IN"/>
+        </w:rPr>
+        <w:t>1 થેસ્સાલોનીકી 3: 4–5</w:t>
+      </w:r>
+    </w:p>
+    <w:p>
+      <w:pPr>
+        <w:pStyle w:val="ListBullet"/>
+        <w:spacing w:line="240" w:lineRule="auto"/>
+        <w:ind w:left="720"/>
+      </w:pPr>
+      <w:r>
+        <w:rPr>
+          <w:lang w:val="gu_IN" w:bidi="gu_IN"/>
+        </w:rPr>
+      </w:r>
+      <w:r>
+        <w:rPr>
+          <w:lang w:val="gu_IN" w:bidi="gu_IN"/>
+        </w:rPr>
+        <w:t>હેબ્રુ 4: 14–16</w:t>
+      </w:r>
+    </w:p>
+    <w:p>
+      <w:pPr>
+        <w:pStyle w:val="ListBullet"/>
+        <w:spacing w:line="240" w:lineRule="auto"/>
+        <w:ind w:left="720"/>
+      </w:pPr>
+      <w:r>
+        <w:rPr>
+          <w:lang w:val="gu_IN" w:bidi="gu_IN"/>
+        </w:rPr>
+      </w:r>
+      <w:r>
+        <w:rPr>
+          <w:lang w:val="gu_IN" w:bidi="gu_IN"/>
+        </w:rPr>
+        <w:t>યાકુબ 1:12–13</w:t>
+      </w:r>
+    </w:p>
+    <w:p>
+      <w:pPr>
+        <w:pStyle w:val="ListBullet"/>
+        <w:spacing w:line="240" w:lineRule="auto"/>
+        <w:ind w:left="720"/>
+      </w:pPr>
+      <w:r>
+        <w:rPr>
+          <w:lang w:val="gu_IN" w:bidi="gu_IN"/>
+        </w:rPr>
+      </w:r>
+      <w:r>
+        <w:rPr>
+          <w:lang w:val="gu_IN" w:bidi="gu_IN"/>
+        </w:rPr>
+        <w:t>લુક 4:1–2</w:t>
+      </w:r>
+    </w:p>
+    <w:p>
+      <w:pPr>
+        <w:pStyle w:val="ListBullet"/>
+        <w:spacing w:line="240" w:lineRule="auto"/>
+        <w:ind w:left="720"/>
+      </w:pPr>
+      <w:r>
+        <w:rPr>
+          <w:lang w:val="gu_IN" w:bidi="gu_IN"/>
+        </w:rPr>
+      </w:r>
+      <w:r>
+        <w:rPr>
+          <w:lang w:val="gu_IN" w:bidi="gu_IN"/>
+        </w:rPr>
+        <w:t>લુક 11:3–4</w:t>
+      </w:r>
+    </w:p>
+    <w:p>
+      <w:pPr>
+        <w:pStyle w:val="ListBullet"/>
+        <w:spacing w:line="240" w:lineRule="auto"/>
+        <w:ind w:left="720"/>
+      </w:pPr>
+      <w:r>
+        <w:rPr>
+          <w:lang w:val="gu_IN" w:bidi="gu_IN"/>
+        </w:rPr>
+      </w:r>
+      <w:r>
+        <w:rPr>
+          <w:lang w:val="gu_IN" w:bidi="gu_IN"/>
+        </w:rPr>
+        <w:t>માથ્થી 26:39–41</w:t>
+      </w:r>
     </w:p>
     <w:p>
       <w:pPr>
@@ -1552,114 +1456,84 @@
           <w:lang w:val="gu_IN" w:bidi="gu_IN"/>
         </w:rPr>
       </w:r>
-      <w:hyperlink r:id="rId29">
-        <w:r>
-          <w:rPr>
-            <w:lang w:val="gu_IN" w:bidi="gu_IN"/>
-          </w:rPr>
-          <w:rPr>
-            <w:color w:val="0000EE"/>
-            <w:u w:val="single"/>
-          </w:rPr>
-          <w:t>1 શમુએલ 8:1–3</w:t>
-        </w:r>
-      </w:hyperlink>
-    </w:p>
-    <w:p>
-      <w:pPr>
-        <w:pStyle w:val="ListBullet"/>
-        <w:spacing w:line="240" w:lineRule="auto"/>
-        <w:ind w:left="720"/>
-      </w:pPr>
-      <w:r>
-        <w:rPr>
-          <w:lang w:val="gu_IN" w:bidi="gu_IN"/>
-        </w:rPr>
-      </w:r>
-      <w:hyperlink r:id="rId30">
-        <w:r>
-          <w:rPr>
-            <w:lang w:val="gu_IN" w:bidi="gu_IN"/>
-          </w:rPr>
-          <w:rPr>
-            <w:color w:val="0000EE"/>
-            <w:u w:val="single"/>
-          </w:rPr>
-          <w:t>સભાશિક્ષક 7:7</w:t>
-        </w:r>
-      </w:hyperlink>
-    </w:p>
-    <w:p>
-      <w:pPr>
-        <w:pStyle w:val="ListBullet"/>
-        <w:spacing w:line="240" w:lineRule="auto"/>
-        <w:ind w:left="720"/>
-      </w:pPr>
-      <w:r>
-        <w:rPr>
-          <w:lang w:val="gu_IN" w:bidi="gu_IN"/>
-        </w:rPr>
-      </w:r>
-      <w:hyperlink r:id="rId31">
-        <w:r>
-          <w:rPr>
-            <w:lang w:val="gu_IN" w:bidi="gu_IN"/>
-          </w:rPr>
-          <w:rPr>
-            <w:color w:val="0000EE"/>
-            <w:u w:val="single"/>
-          </w:rPr>
-          <w:t>યશાયા 1:23</w:t>
-        </w:r>
-      </w:hyperlink>
-    </w:p>
-    <w:p>
-      <w:pPr>
-        <w:pStyle w:val="ListBullet"/>
-        <w:spacing w:line="240" w:lineRule="auto"/>
-        <w:ind w:left="720"/>
-      </w:pPr>
-      <w:r>
-        <w:rPr>
-          <w:lang w:val="gu_IN" w:bidi="gu_IN"/>
-        </w:rPr>
-      </w:r>
-      <w:hyperlink r:id="rId32">
-        <w:r>
-          <w:rPr>
-            <w:lang w:val="gu_IN" w:bidi="gu_IN"/>
-          </w:rPr>
-          <w:rPr>
-            <w:color w:val="0000EE"/>
-            <w:u w:val="single"/>
-          </w:rPr>
-          <w:t>મીખાહ 3:9–11</w:t>
-        </w:r>
-      </w:hyperlink>
-    </w:p>
-    <w:p>
-      <w:pPr>
-        <w:pStyle w:val="ListBullet"/>
-        <w:spacing w:line="240" w:lineRule="auto"/>
-        <w:ind w:left="720"/>
-      </w:pPr>
-      <w:r>
-        <w:rPr>
-          <w:lang w:val="gu_IN" w:bidi="gu_IN"/>
-        </w:rPr>
-      </w:r>
-      <w:hyperlink r:id="rId33">
-        <w:r>
-          <w:rPr>
-            <w:lang w:val="gu_IN" w:bidi="gu_IN"/>
-          </w:rPr>
-          <w:rPr>
-            <w:color w:val="0000EE"/>
-            <w:u w:val="single"/>
-          </w:rPr>
-          <w:t>નીતિવચનો 15:27–28</w:t>
-        </w:r>
-      </w:hyperlink>
+      <w:r>
+        <w:rPr>
+          <w:lang w:val="gu_IN" w:bidi="gu_IN"/>
+        </w:rPr>
+        <w:t>1 શમુએલ 8:1–3</w:t>
+      </w:r>
+    </w:p>
+    <w:p>
+      <w:pPr>
+        <w:pStyle w:val="ListBullet"/>
+        <w:spacing w:line="240" w:lineRule="auto"/>
+        <w:ind w:left="720"/>
+      </w:pPr>
+      <w:r>
+        <w:rPr>
+          <w:lang w:val="gu_IN" w:bidi="gu_IN"/>
+        </w:rPr>
+      </w:r>
+      <w:r>
+        <w:rPr>
+          <w:lang w:val="gu_IN" w:bidi="gu_IN"/>
+        </w:rPr>
+        <w:t>સભાશિક્ષક 7:7</w:t>
+      </w:r>
+    </w:p>
+    <w:p>
+      <w:pPr>
+        <w:pStyle w:val="ListBullet"/>
+        <w:spacing w:line="240" w:lineRule="auto"/>
+        <w:ind w:left="720"/>
+      </w:pPr>
+      <w:r>
+        <w:rPr>
+          <w:lang w:val="gu_IN" w:bidi="gu_IN"/>
+        </w:rPr>
+      </w:r>
+      <w:r>
+        <w:rPr>
+          <w:lang w:val="gu_IN" w:bidi="gu_IN"/>
+        </w:rPr>
+        <w:t>યશાયા 1:23</w:t>
+      </w:r>
+    </w:p>
+    <w:p>
+      <w:pPr>
+        <w:pStyle w:val="ListBullet"/>
+        <w:spacing w:line="240" w:lineRule="auto"/>
+        <w:ind w:left="720"/>
+      </w:pPr>
+      <w:r>
+        <w:rPr>
+          <w:lang w:val="gu_IN" w:bidi="gu_IN"/>
+        </w:rPr>
+      </w:r>
+      <w:r>
+        <w:rPr>
+          <w:lang w:val="gu_IN" w:bidi="gu_IN"/>
+        </w:rPr>
+        <w:t>મીખાહ 3:9–11</w:t>
+      </w:r>
+    </w:p>
+    <w:p>
+      <w:pPr>
+        <w:pStyle w:val="ListBullet"/>
+        <w:spacing w:line="240" w:lineRule="auto"/>
+        <w:ind w:left="720"/>
+      </w:pPr>
+      <w:r>
+        <w:rPr>
+          <w:lang w:val="gu_IN" w:bidi="gu_IN"/>
+        </w:rPr>
+      </w:r>
+      <w:r>
+        <w:rPr>
+          <w:lang w:val="gu_IN" w:bidi="gu_IN"/>
+        </w:rPr>
+        <w:t>નીતિવચનો 15:27–28</w:t>
+      </w:r>
     </w:p>
     <w:p>
       <w:pPr>
@@ -1905,138 +1779,102 @@
           <w:lang w:val="gu_IN" w:bidi="gu_IN"/>
         </w:rPr>
       </w:r>
-      <w:hyperlink r:id="rId34">
-        <w:r>
-          <w:rPr>
-            <w:lang w:val="gu_IN" w:bidi="gu_IN"/>
-          </w:rPr>
-          <w:rPr>
-            <w:color w:val="0000EE"/>
-            <w:u w:val="single"/>
-          </w:rPr>
-          <w:t>નિર્ગમન 4:1–3</w:t>
-        </w:r>
-      </w:hyperlink>
-    </w:p>
-    <w:p>
-      <w:pPr>
-        <w:pStyle w:val="ListBullet"/>
-        <w:spacing w:line="240" w:lineRule="auto"/>
-        <w:ind w:left="720"/>
-      </w:pPr>
-      <w:r>
-        <w:rPr>
-          <w:lang w:val="gu_IN" w:bidi="gu_IN"/>
-        </w:rPr>
-      </w:r>
-      <w:hyperlink r:id="rId35">
-        <w:r>
-          <w:rPr>
-            <w:lang w:val="gu_IN" w:bidi="gu_IN"/>
-          </w:rPr>
-          <w:rPr>
-            <w:color w:val="0000EE"/>
-            <w:u w:val="single"/>
-          </w:rPr>
-          <w:t>નિર્ગમન 7:8–10</w:t>
-        </w:r>
-      </w:hyperlink>
-    </w:p>
-    <w:p>
-      <w:pPr>
-        <w:pStyle w:val="ListBullet"/>
-        <w:spacing w:line="240" w:lineRule="auto"/>
-        <w:ind w:left="720"/>
-      </w:pPr>
-      <w:r>
-        <w:rPr>
-          <w:lang w:val="gu_IN" w:bidi="gu_IN"/>
-        </w:rPr>
-      </w:r>
-      <w:hyperlink r:id="rId36">
-        <w:r>
-          <w:rPr>
-            <w:lang w:val="gu_IN" w:bidi="gu_IN"/>
-          </w:rPr>
-          <w:rPr>
-            <w:color w:val="0000EE"/>
-            <w:u w:val="single"/>
-          </w:rPr>
-          <w:t>લૂક 9:3–4</w:t>
-        </w:r>
-      </w:hyperlink>
-    </w:p>
-    <w:p>
-      <w:pPr>
-        <w:pStyle w:val="ListBullet"/>
-        <w:spacing w:line="240" w:lineRule="auto"/>
-        <w:ind w:left="720"/>
-      </w:pPr>
-      <w:r>
-        <w:rPr>
-          <w:lang w:val="gu_IN" w:bidi="gu_IN"/>
-        </w:rPr>
-      </w:r>
-      <w:hyperlink r:id="rId37">
-        <w:r>
-          <w:rPr>
-            <w:lang w:val="gu_IN" w:bidi="gu_IN"/>
-          </w:rPr>
-          <w:rPr>
-            <w:color w:val="0000EE"/>
-            <w:u w:val="single"/>
-          </w:rPr>
-          <w:t>માર્ક 6:7–9</w:t>
-        </w:r>
-      </w:hyperlink>
-    </w:p>
-    <w:p>
-      <w:pPr>
-        <w:pStyle w:val="ListBullet"/>
-        <w:spacing w:line="240" w:lineRule="auto"/>
-        <w:ind w:left="720"/>
-      </w:pPr>
-      <w:r>
-        <w:rPr>
-          <w:lang w:val="gu_IN" w:bidi="gu_IN"/>
-        </w:rPr>
-      </w:r>
-      <w:hyperlink r:id="rId38">
-        <w:r>
-          <w:rPr>
-            <w:lang w:val="gu_IN" w:bidi="gu_IN"/>
-          </w:rPr>
-          <w:rPr>
-            <w:color w:val="0000EE"/>
-            <w:u w:val="single"/>
-          </w:rPr>
-          <w:t>માથ્થી 10:8–10</w:t>
-        </w:r>
-      </w:hyperlink>
-    </w:p>
-    <w:p>
-      <w:pPr>
-        <w:pStyle w:val="ListBullet"/>
-        <w:spacing w:line="240" w:lineRule="auto"/>
-        <w:ind w:left="720"/>
-      </w:pPr>
-      <w:r>
-        <w:rPr>
-          <w:lang w:val="gu_IN" w:bidi="gu_IN"/>
-        </w:rPr>
-      </w:r>
-      <w:hyperlink r:id="rId39">
-        <w:r>
-          <w:rPr>
-            <w:lang w:val="gu_IN" w:bidi="gu_IN"/>
-          </w:rPr>
-          <w:rPr>
-            <w:color w:val="0000EE"/>
-            <w:u w:val="single"/>
-          </w:rPr>
-          <w:t>માથ્થી 27:27–29</w:t>
-        </w:r>
-      </w:hyperlink>
+      <w:r>
+        <w:rPr>
+          <w:lang w:val="gu_IN" w:bidi="gu_IN"/>
+        </w:rPr>
+        <w:t>નિર્ગમન 4:1–3</w:t>
+      </w:r>
+    </w:p>
+    <w:p>
+      <w:pPr>
+        <w:pStyle w:val="ListBullet"/>
+        <w:spacing w:line="240" w:lineRule="auto"/>
+        <w:ind w:left="720"/>
+      </w:pPr>
+      <w:r>
+        <w:rPr>
+          <w:lang w:val="gu_IN" w:bidi="gu_IN"/>
+        </w:rPr>
+      </w:r>
+      <w:r>
+        <w:rPr>
+          <w:lang w:val="gu_IN" w:bidi="gu_IN"/>
+        </w:rPr>
+        <w:t>નિર્ગમન 7:8–10</w:t>
+      </w:r>
+    </w:p>
+    <w:p>
+      <w:pPr>
+        <w:pStyle w:val="ListBullet"/>
+        <w:spacing w:line="240" w:lineRule="auto"/>
+        <w:ind w:left="720"/>
+      </w:pPr>
+      <w:r>
+        <w:rPr>
+          <w:lang w:val="gu_IN" w:bidi="gu_IN"/>
+        </w:rPr>
+      </w:r>
+      <w:r>
+        <w:rPr>
+          <w:lang w:val="gu_IN" w:bidi="gu_IN"/>
+        </w:rPr>
+        <w:t>લૂક 9:3–4</w:t>
+      </w:r>
+    </w:p>
+    <w:p>
+      <w:pPr>
+        <w:pStyle w:val="ListBullet"/>
+        <w:spacing w:line="240" w:lineRule="auto"/>
+        <w:ind w:left="720"/>
+      </w:pPr>
+      <w:r>
+        <w:rPr>
+          <w:lang w:val="gu_IN" w:bidi="gu_IN"/>
+        </w:rPr>
+      </w:r>
+      <w:r>
+        <w:rPr>
+          <w:lang w:val="gu_IN" w:bidi="gu_IN"/>
+        </w:rPr>
+        <w:t>માર્ક 6:7–9</w:t>
+      </w:r>
+    </w:p>
+    <w:p>
+      <w:pPr>
+        <w:pStyle w:val="ListBullet"/>
+        <w:spacing w:line="240" w:lineRule="auto"/>
+        <w:ind w:left="720"/>
+      </w:pPr>
+      <w:r>
+        <w:rPr>
+          <w:lang w:val="gu_IN" w:bidi="gu_IN"/>
+        </w:rPr>
+      </w:r>
+      <w:r>
+        <w:rPr>
+          <w:lang w:val="gu_IN" w:bidi="gu_IN"/>
+        </w:rPr>
+        <w:t>માથ્થી 10:8–10</w:t>
+      </w:r>
+    </w:p>
+    <w:p>
+      <w:pPr>
+        <w:pStyle w:val="ListBullet"/>
+        <w:spacing w:line="240" w:lineRule="auto"/>
+        <w:ind w:left="720"/>
+      </w:pPr>
+      <w:r>
+        <w:rPr>
+          <w:lang w:val="gu_IN" w:bidi="gu_IN"/>
+        </w:rPr>
+      </w:r>
+      <w:r>
+        <w:rPr>
+          <w:lang w:val="gu_IN" w:bidi="gu_IN"/>
+        </w:rPr>
+        <w:t>માથ્થી 27:27–29</w:t>
+      </w:r>
     </w:p>
     <w:p>
       <w:pPr>
@@ -2835,186 +2673,138 @@
           <w:lang w:val="gu_IN" w:bidi="gu_IN"/>
         </w:rPr>
       </w:r>
-      <w:hyperlink r:id="rId40">
-        <w:r>
-          <w:rPr>
-            <w:lang w:val="gu_IN" w:bidi="gu_IN"/>
-          </w:rPr>
-          <w:rPr>
-            <w:color w:val="0000EE"/>
-            <w:u w:val="single"/>
-          </w:rPr>
-          <w:t>ઉત્પત્તિ 24:28–30</w:t>
-        </w:r>
-      </w:hyperlink>
-    </w:p>
-    <w:p>
-      <w:pPr>
-        <w:pStyle w:val="ListBullet"/>
-        <w:spacing w:line="240" w:lineRule="auto"/>
-        <w:ind w:left="720"/>
-      </w:pPr>
-      <w:r>
-        <w:rPr>
-          <w:lang w:val="gu_IN" w:bidi="gu_IN"/>
-        </w:rPr>
-      </w:r>
-      <w:hyperlink r:id="rId41">
-        <w:r>
-          <w:rPr>
-            <w:lang w:val="gu_IN" w:bidi="gu_IN"/>
-          </w:rPr>
-          <w:rPr>
-            <w:color w:val="0000EE"/>
-            <w:u w:val="single"/>
-          </w:rPr>
-          <w:t>ઉત્પત્તિ 24:50–51</w:t>
-        </w:r>
-      </w:hyperlink>
-    </w:p>
-    <w:p>
-      <w:pPr>
-        <w:pStyle w:val="ListBullet"/>
-        <w:spacing w:line="240" w:lineRule="auto"/>
-        <w:ind w:left="720"/>
-      </w:pPr>
-      <w:r>
-        <w:rPr>
-          <w:lang w:val="gu_IN" w:bidi="gu_IN"/>
-        </w:rPr>
-      </w:r>
-      <w:hyperlink r:id="rId42">
-        <w:r>
-          <w:rPr>
-            <w:lang w:val="gu_IN" w:bidi="gu_IN"/>
-          </w:rPr>
-          <w:rPr>
-            <w:color w:val="0000EE"/>
-            <w:u w:val="single"/>
-          </w:rPr>
-          <w:t>ઉત્પત્તિ 27:43–45</w:t>
-        </w:r>
-      </w:hyperlink>
-    </w:p>
-    <w:p>
-      <w:pPr>
-        <w:pStyle w:val="ListBullet"/>
-        <w:spacing w:line="240" w:lineRule="auto"/>
-        <w:ind w:left="720"/>
-      </w:pPr>
-      <w:r>
-        <w:rPr>
-          <w:lang w:val="gu_IN" w:bidi="gu_IN"/>
-        </w:rPr>
-      </w:r>
-      <w:hyperlink r:id="rId43">
-        <w:r>
-          <w:rPr>
-            <w:lang w:val="gu_IN" w:bidi="gu_IN"/>
-          </w:rPr>
-          <w:rPr>
-            <w:color w:val="0000EE"/>
-            <w:u w:val="single"/>
-          </w:rPr>
-          <w:t>ઉત્પત્તિ 28:1–2</w:t>
-        </w:r>
-      </w:hyperlink>
-    </w:p>
-    <w:p>
-      <w:pPr>
-        <w:pStyle w:val="ListBullet"/>
-        <w:spacing w:line="240" w:lineRule="auto"/>
-        <w:ind w:left="720"/>
-      </w:pPr>
-      <w:r>
-        <w:rPr>
-          <w:lang w:val="gu_IN" w:bidi="gu_IN"/>
-        </w:rPr>
-      </w:r>
-      <w:hyperlink r:id="rId44">
-        <w:r>
-          <w:rPr>
-            <w:lang w:val="gu_IN" w:bidi="gu_IN"/>
-          </w:rPr>
-          <w:rPr>
-            <w:color w:val="0000EE"/>
-            <w:u w:val="single"/>
-          </w:rPr>
-          <w:t>ઉત્પત્તિ 29:4–6</w:t>
-        </w:r>
-      </w:hyperlink>
-    </w:p>
-    <w:p>
-      <w:pPr>
-        <w:pStyle w:val="ListBullet"/>
-        <w:spacing w:line="240" w:lineRule="auto"/>
-        <w:ind w:left="720"/>
-      </w:pPr>
-      <w:r>
-        <w:rPr>
-          <w:lang w:val="gu_IN" w:bidi="gu_IN"/>
-        </w:rPr>
-      </w:r>
-      <w:hyperlink r:id="rId45">
-        <w:r>
-          <w:rPr>
-            <w:lang w:val="gu_IN" w:bidi="gu_IN"/>
-          </w:rPr>
-          <w:rPr>
-            <w:color w:val="0000EE"/>
-            <w:u w:val="single"/>
-          </w:rPr>
-          <w:t>ઉત્પત્તિ 29:13–14</w:t>
-        </w:r>
-      </w:hyperlink>
-    </w:p>
-    <w:p>
-      <w:pPr>
-        <w:pStyle w:val="ListBullet"/>
-        <w:spacing w:line="240" w:lineRule="auto"/>
-        <w:ind w:left="720"/>
-      </w:pPr>
-      <w:r>
-        <w:rPr>
-          <w:lang w:val="gu_IN" w:bidi="gu_IN"/>
-        </w:rPr>
-      </w:r>
-      <w:hyperlink r:id="rId46">
-        <w:r>
-          <w:rPr>
-            <w:lang w:val="gu_IN" w:bidi="gu_IN"/>
-          </w:rPr>
-          <w:rPr>
-            <w:color w:val="0000EE"/>
-            <w:u w:val="single"/>
-          </w:rPr>
-          <w:t>ઉત્પત્તિ 30:25–26</w:t>
-        </w:r>
-      </w:hyperlink>
-    </w:p>
-    <w:p>
-      <w:pPr>
-        <w:pStyle w:val="ListBullet"/>
-        <w:spacing w:line="240" w:lineRule="auto"/>
-        <w:ind w:left="720"/>
-      </w:pPr>
-      <w:r>
-        <w:rPr>
-          <w:lang w:val="gu_IN" w:bidi="gu_IN"/>
-        </w:rPr>
-      </w:r>
-      <w:hyperlink r:id="rId47">
-        <w:r>
-          <w:rPr>
-            <w:lang w:val="gu_IN" w:bidi="gu_IN"/>
-          </w:rPr>
-          <w:rPr>
-            <w:color w:val="0000EE"/>
-            <w:u w:val="single"/>
-          </w:rPr>
-          <w:t>ઉત્પત્તિ 46:16–18</w:t>
-        </w:r>
-      </w:hyperlink>
+      <w:r>
+        <w:rPr>
+          <w:lang w:val="gu_IN" w:bidi="gu_IN"/>
+        </w:rPr>
+        <w:t>ઉત્પત્તિ 24:28–30</w:t>
+      </w:r>
+    </w:p>
+    <w:p>
+      <w:pPr>
+        <w:pStyle w:val="ListBullet"/>
+        <w:spacing w:line="240" w:lineRule="auto"/>
+        <w:ind w:left="720"/>
+      </w:pPr>
+      <w:r>
+        <w:rPr>
+          <w:lang w:val="gu_IN" w:bidi="gu_IN"/>
+        </w:rPr>
+      </w:r>
+      <w:r>
+        <w:rPr>
+          <w:lang w:val="gu_IN" w:bidi="gu_IN"/>
+        </w:rPr>
+        <w:t>ઉત્પત્તિ 24:50–51</w:t>
+      </w:r>
+    </w:p>
+    <w:p>
+      <w:pPr>
+        <w:pStyle w:val="ListBullet"/>
+        <w:spacing w:line="240" w:lineRule="auto"/>
+        <w:ind w:left="720"/>
+      </w:pPr>
+      <w:r>
+        <w:rPr>
+          <w:lang w:val="gu_IN" w:bidi="gu_IN"/>
+        </w:rPr>
+      </w:r>
+      <w:r>
+        <w:rPr>
+          <w:lang w:val="gu_IN" w:bidi="gu_IN"/>
+        </w:rPr>
+        <w:t>ઉત્પત્તિ 27:43–45</w:t>
+      </w:r>
+    </w:p>
+    <w:p>
+      <w:pPr>
+        <w:pStyle w:val="ListBullet"/>
+        <w:spacing w:line="240" w:lineRule="auto"/>
+        <w:ind w:left="720"/>
+      </w:pPr>
+      <w:r>
+        <w:rPr>
+          <w:lang w:val="gu_IN" w:bidi="gu_IN"/>
+        </w:rPr>
+      </w:r>
+      <w:r>
+        <w:rPr>
+          <w:lang w:val="gu_IN" w:bidi="gu_IN"/>
+        </w:rPr>
+        <w:t>ઉત્પત્તિ 28:1–2</w:t>
+      </w:r>
+    </w:p>
+    <w:p>
+      <w:pPr>
+        <w:pStyle w:val="ListBullet"/>
+        <w:spacing w:line="240" w:lineRule="auto"/>
+        <w:ind w:left="720"/>
+      </w:pPr>
+      <w:r>
+        <w:rPr>
+          <w:lang w:val="gu_IN" w:bidi="gu_IN"/>
+        </w:rPr>
+      </w:r>
+      <w:r>
+        <w:rPr>
+          <w:lang w:val="gu_IN" w:bidi="gu_IN"/>
+        </w:rPr>
+        <w:t>ઉત્પત્તિ 29:4–6</w:t>
+      </w:r>
+    </w:p>
+    <w:p>
+      <w:pPr>
+        <w:pStyle w:val="ListBullet"/>
+        <w:spacing w:line="240" w:lineRule="auto"/>
+        <w:ind w:left="720"/>
+      </w:pPr>
+      <w:r>
+        <w:rPr>
+          <w:lang w:val="gu_IN" w:bidi="gu_IN"/>
+        </w:rPr>
+      </w:r>
+      <w:r>
+        <w:rPr>
+          <w:lang w:val="gu_IN" w:bidi="gu_IN"/>
+        </w:rPr>
+        <w:t>ઉત્પત્તિ 29:13–14</w:t>
+      </w:r>
+    </w:p>
+    <w:p>
+      <w:pPr>
+        <w:pStyle w:val="ListBullet"/>
+        <w:spacing w:line="240" w:lineRule="auto"/>
+        <w:ind w:left="720"/>
+      </w:pPr>
+      <w:r>
+        <w:rPr>
+          <w:lang w:val="gu_IN" w:bidi="gu_IN"/>
+        </w:rPr>
+      </w:r>
+      <w:r>
+        <w:rPr>
+          <w:lang w:val="gu_IN" w:bidi="gu_IN"/>
+        </w:rPr>
+        <w:t>ઉત્પત્તિ 30:25–26</w:t>
+      </w:r>
+    </w:p>
+    <w:p>
+      <w:pPr>
+        <w:pStyle w:val="ListBullet"/>
+        <w:spacing w:line="240" w:lineRule="auto"/>
+        <w:ind w:left="720"/>
+      </w:pPr>
+      <w:r>
+        <w:rPr>
+          <w:lang w:val="gu_IN" w:bidi="gu_IN"/>
+        </w:rPr>
+      </w:r>
+      <w:r>
+        <w:rPr>
+          <w:lang w:val="gu_IN" w:bidi="gu_IN"/>
+        </w:rPr>
+        <w:t>ઉત્પત્તિ 46:16–18</w:t>
+      </w:r>
     </w:p>
     <w:p>
       <w:pPr>
@@ -3343,186 +3133,138 @@
           <w:lang w:val="gu_IN" w:bidi="gu_IN"/>
         </w:rPr>
       </w:r>
-      <w:hyperlink r:id="rId48">
-        <w:r>
-          <w:rPr>
-            <w:lang w:val="gu_IN" w:bidi="gu_IN"/>
-          </w:rPr>
-          <w:rPr>
-            <w:color w:val="0000EE"/>
-            <w:u w:val="single"/>
-          </w:rPr>
-          <w:t>અયૂબ 15:1–3</w:t>
-        </w:r>
-      </w:hyperlink>
-    </w:p>
-    <w:p>
-      <w:pPr>
-        <w:pStyle w:val="ListBullet"/>
-        <w:spacing w:line="240" w:lineRule="auto"/>
-        <w:ind w:left="720"/>
-      </w:pPr>
-      <w:r>
-        <w:rPr>
-          <w:lang w:val="gu_IN" w:bidi="gu_IN"/>
-        </w:rPr>
-      </w:r>
-      <w:hyperlink r:id="rId49">
-        <w:r>
-          <w:rPr>
-            <w:lang w:val="gu_IN" w:bidi="gu_IN"/>
-          </w:rPr>
-          <w:rPr>
-            <w:color w:val="0000EE"/>
-            <w:u w:val="single"/>
-          </w:rPr>
-          <w:t>નીતિવચનો 10:16–17</w:t>
-        </w:r>
-      </w:hyperlink>
-    </w:p>
-    <w:p>
-      <w:pPr>
-        <w:pStyle w:val="ListBullet"/>
-        <w:spacing w:line="240" w:lineRule="auto"/>
-        <w:ind w:left="720"/>
-      </w:pPr>
-      <w:r>
-        <w:rPr>
-          <w:lang w:val="gu_IN" w:bidi="gu_IN"/>
-        </w:rPr>
-      </w:r>
-      <w:hyperlink r:id="rId50">
-        <w:r>
-          <w:rPr>
-            <w:lang w:val="gu_IN" w:bidi="gu_IN"/>
-          </w:rPr>
-          <w:rPr>
-            <w:color w:val="0000EE"/>
-            <w:u w:val="single"/>
-          </w:rPr>
-          <w:t>યર્મિયા 2:7–8</w:t>
-        </w:r>
-      </w:hyperlink>
-    </w:p>
-    <w:p>
-      <w:pPr>
-        <w:pStyle w:val="ListBullet"/>
-        <w:spacing w:line="240" w:lineRule="auto"/>
-        <w:ind w:left="720"/>
-      </w:pPr>
-      <w:r>
-        <w:rPr>
-          <w:lang w:val="gu_IN" w:bidi="gu_IN"/>
-        </w:rPr>
-      </w:r>
-      <w:hyperlink r:id="rId51">
-        <w:r>
-          <w:rPr>
-            <w:lang w:val="gu_IN" w:bidi="gu_IN"/>
-          </w:rPr>
-          <w:rPr>
-            <w:color w:val="0000EE"/>
-            <w:u w:val="single"/>
-          </w:rPr>
-          <w:t>હઝકિયેલ 18:12–13</w:t>
-        </w:r>
-      </w:hyperlink>
-    </w:p>
-    <w:p>
-      <w:pPr>
-        <w:pStyle w:val="ListBullet"/>
-        <w:spacing w:line="240" w:lineRule="auto"/>
-        <w:ind w:left="720"/>
-      </w:pPr>
-      <w:r>
-        <w:rPr>
-          <w:lang w:val="gu_IN" w:bidi="gu_IN"/>
-        </w:rPr>
-      </w:r>
-      <w:hyperlink r:id="rId52">
-        <w:r>
-          <w:rPr>
-            <w:lang w:val="gu_IN" w:bidi="gu_IN"/>
-          </w:rPr>
-          <w:rPr>
-            <w:color w:val="0000EE"/>
-            <w:u w:val="single"/>
-          </w:rPr>
-          <w:t>યોહાન 6:62–63</w:t>
-        </w:r>
-      </w:hyperlink>
-    </w:p>
-    <w:p>
-      <w:pPr>
-        <w:pStyle w:val="ListBullet"/>
-        <w:spacing w:line="240" w:lineRule="auto"/>
-        <w:ind w:left="720"/>
-      </w:pPr>
-      <w:r>
-        <w:rPr>
-          <w:lang w:val="gu_IN" w:bidi="gu_IN"/>
-        </w:rPr>
-      </w:r>
-      <w:hyperlink r:id="rId53">
-        <w:r>
-          <w:rPr>
-            <w:lang w:val="gu_IN" w:bidi="gu_IN"/>
-          </w:rPr>
-          <w:rPr>
-            <w:color w:val="0000EE"/>
-            <w:u w:val="single"/>
-          </w:rPr>
-          <w:t>માર્ક 8:35–37</w:t>
-        </w:r>
-      </w:hyperlink>
-    </w:p>
-    <w:p>
-      <w:pPr>
-        <w:pStyle w:val="ListBullet"/>
-        <w:spacing w:line="240" w:lineRule="auto"/>
-        <w:ind w:left="720"/>
-      </w:pPr>
-      <w:r>
-        <w:rPr>
-          <w:lang w:val="gu_IN" w:bidi="gu_IN"/>
-        </w:rPr>
-      </w:r>
-      <w:hyperlink r:id="rId54">
-        <w:r>
-          <w:rPr>
-            <w:lang w:val="gu_IN" w:bidi="gu_IN"/>
-          </w:rPr>
-          <w:rPr>
-            <w:color w:val="0000EE"/>
-            <w:u w:val="single"/>
-          </w:rPr>
-          <w:t>માથ્થી 16:24–26</w:t>
-        </w:r>
-      </w:hyperlink>
-    </w:p>
-    <w:p>
-      <w:pPr>
-        <w:pStyle w:val="ListBullet"/>
-        <w:spacing w:line="240" w:lineRule="auto"/>
-        <w:ind w:left="720"/>
-      </w:pPr>
-      <w:r>
-        <w:rPr>
-          <w:lang w:val="gu_IN" w:bidi="gu_IN"/>
-        </w:rPr>
-      </w:r>
-      <w:hyperlink r:id="rId55">
-        <w:r>
-          <w:rPr>
-            <w:lang w:val="gu_IN" w:bidi="gu_IN"/>
-          </w:rPr>
-          <w:rPr>
-            <w:color w:val="0000EE"/>
-            <w:u w:val="single"/>
-          </w:rPr>
-          <w:t>2 પિતર 2:1–3</w:t>
-        </w:r>
-      </w:hyperlink>
+      <w:r>
+        <w:rPr>
+          <w:lang w:val="gu_IN" w:bidi="gu_IN"/>
+        </w:rPr>
+        <w:t>અયૂબ 15:1–3</w:t>
+      </w:r>
+    </w:p>
+    <w:p>
+      <w:pPr>
+        <w:pStyle w:val="ListBullet"/>
+        <w:spacing w:line="240" w:lineRule="auto"/>
+        <w:ind w:left="720"/>
+      </w:pPr>
+      <w:r>
+        <w:rPr>
+          <w:lang w:val="gu_IN" w:bidi="gu_IN"/>
+        </w:rPr>
+      </w:r>
+      <w:r>
+        <w:rPr>
+          <w:lang w:val="gu_IN" w:bidi="gu_IN"/>
+        </w:rPr>
+        <w:t>નીતિવચનો 10:16–17</w:t>
+      </w:r>
+    </w:p>
+    <w:p>
+      <w:pPr>
+        <w:pStyle w:val="ListBullet"/>
+        <w:spacing w:line="240" w:lineRule="auto"/>
+        <w:ind w:left="720"/>
+      </w:pPr>
+      <w:r>
+        <w:rPr>
+          <w:lang w:val="gu_IN" w:bidi="gu_IN"/>
+        </w:rPr>
+      </w:r>
+      <w:r>
+        <w:rPr>
+          <w:lang w:val="gu_IN" w:bidi="gu_IN"/>
+        </w:rPr>
+        <w:t>યર્મિયા 2:7–8</w:t>
+      </w:r>
+    </w:p>
+    <w:p>
+      <w:pPr>
+        <w:pStyle w:val="ListBullet"/>
+        <w:spacing w:line="240" w:lineRule="auto"/>
+        <w:ind w:left="720"/>
+      </w:pPr>
+      <w:r>
+        <w:rPr>
+          <w:lang w:val="gu_IN" w:bidi="gu_IN"/>
+        </w:rPr>
+      </w:r>
+      <w:r>
+        <w:rPr>
+          <w:lang w:val="gu_IN" w:bidi="gu_IN"/>
+        </w:rPr>
+        <w:t>હઝકિયેલ 18:12–13</w:t>
+      </w:r>
+    </w:p>
+    <w:p>
+      <w:pPr>
+        <w:pStyle w:val="ListBullet"/>
+        <w:spacing w:line="240" w:lineRule="auto"/>
+        <w:ind w:left="720"/>
+      </w:pPr>
+      <w:r>
+        <w:rPr>
+          <w:lang w:val="gu_IN" w:bidi="gu_IN"/>
+        </w:rPr>
+      </w:r>
+      <w:r>
+        <w:rPr>
+          <w:lang w:val="gu_IN" w:bidi="gu_IN"/>
+        </w:rPr>
+        <w:t>યોહાન 6:62–63</w:t>
+      </w:r>
+    </w:p>
+    <w:p>
+      <w:pPr>
+        <w:pStyle w:val="ListBullet"/>
+        <w:spacing w:line="240" w:lineRule="auto"/>
+        <w:ind w:left="720"/>
+      </w:pPr>
+      <w:r>
+        <w:rPr>
+          <w:lang w:val="gu_IN" w:bidi="gu_IN"/>
+        </w:rPr>
+      </w:r>
+      <w:r>
+        <w:rPr>
+          <w:lang w:val="gu_IN" w:bidi="gu_IN"/>
+        </w:rPr>
+        <w:t>માર્ક 8:35–37</w:t>
+      </w:r>
+    </w:p>
+    <w:p>
+      <w:pPr>
+        <w:pStyle w:val="ListBullet"/>
+        <w:spacing w:line="240" w:lineRule="auto"/>
+        <w:ind w:left="720"/>
+      </w:pPr>
+      <w:r>
+        <w:rPr>
+          <w:lang w:val="gu_IN" w:bidi="gu_IN"/>
+        </w:rPr>
+      </w:r>
+      <w:r>
+        <w:rPr>
+          <w:lang w:val="gu_IN" w:bidi="gu_IN"/>
+        </w:rPr>
+        <w:t>માથ્થી 16:24–26</w:t>
+      </w:r>
+    </w:p>
+    <w:p>
+      <w:pPr>
+        <w:pStyle w:val="ListBullet"/>
+        <w:spacing w:line="240" w:lineRule="auto"/>
+        <w:ind w:left="720"/>
+      </w:pPr>
+      <w:r>
+        <w:rPr>
+          <w:lang w:val="gu_IN" w:bidi="gu_IN"/>
+        </w:rPr>
+      </w:r>
+      <w:r>
+        <w:rPr>
+          <w:lang w:val="gu_IN" w:bidi="gu_IN"/>
+        </w:rPr>
+        <w:t>2 પિતર 2:1–3</w:t>
+      </w:r>
     </w:p>
     <w:p>
       <w:pPr>
@@ -3760,138 +3502,102 @@
           <w:lang w:val="gu_IN" w:bidi="gu_IN"/>
         </w:rPr>
       </w:r>
-      <w:hyperlink r:id="rId56">
-        <w:r>
-          <w:rPr>
-            <w:lang w:val="gu_IN" w:bidi="gu_IN"/>
-          </w:rPr>
-          <w:rPr>
-            <w:color w:val="0000EE"/>
-            <w:u w:val="single"/>
-          </w:rPr>
-          <w:t>ઉત્પત્તિ 4:18–19</w:t>
-        </w:r>
-      </w:hyperlink>
-    </w:p>
-    <w:p>
-      <w:pPr>
-        <w:pStyle w:val="ListBullet"/>
-        <w:spacing w:line="240" w:lineRule="auto"/>
-        <w:ind w:left="720"/>
-      </w:pPr>
-      <w:r>
-        <w:rPr>
-          <w:lang w:val="gu_IN" w:bidi="gu_IN"/>
-        </w:rPr>
-      </w:r>
-      <w:hyperlink r:id="rId57">
-        <w:r>
-          <w:rPr>
-            <w:lang w:val="gu_IN" w:bidi="gu_IN"/>
-          </w:rPr>
-          <w:rPr>
-            <w:color w:val="0000EE"/>
-            <w:u w:val="single"/>
-          </w:rPr>
-          <w:t>ઉત્પત્તિ 4:23–24</w:t>
-        </w:r>
-      </w:hyperlink>
-    </w:p>
-    <w:p>
-      <w:pPr>
-        <w:pStyle w:val="ListBullet"/>
-        <w:spacing w:line="240" w:lineRule="auto"/>
-        <w:ind w:left="720"/>
-      </w:pPr>
-      <w:r>
-        <w:rPr>
-          <w:lang w:val="gu_IN" w:bidi="gu_IN"/>
-        </w:rPr>
-      </w:r>
-      <w:hyperlink r:id="rId58">
-        <w:r>
-          <w:rPr>
-            <w:lang w:val="gu_IN" w:bidi="gu_IN"/>
-          </w:rPr>
-          <w:rPr>
-            <w:color w:val="0000EE"/>
-            <w:u w:val="single"/>
-          </w:rPr>
-          <w:t>ઉત્પત્તિ 5:25–27</w:t>
-        </w:r>
-      </w:hyperlink>
-    </w:p>
-    <w:p>
-      <w:pPr>
-        <w:pStyle w:val="ListBullet"/>
-        <w:spacing w:line="240" w:lineRule="auto"/>
-        <w:ind w:left="720"/>
-      </w:pPr>
-      <w:r>
-        <w:rPr>
-          <w:lang w:val="gu_IN" w:bidi="gu_IN"/>
-        </w:rPr>
-      </w:r>
-      <w:hyperlink r:id="rId59">
-        <w:r>
-          <w:rPr>
-            <w:lang w:val="gu_IN" w:bidi="gu_IN"/>
-          </w:rPr>
-          <w:rPr>
-            <w:color w:val="0000EE"/>
-            <w:u w:val="single"/>
-          </w:rPr>
-          <w:t>ઉત્પત્તિ 5:28–29</w:t>
-        </w:r>
-      </w:hyperlink>
-    </w:p>
-    <w:p>
-      <w:pPr>
-        <w:pStyle w:val="ListBullet"/>
-        <w:spacing w:line="240" w:lineRule="auto"/>
-        <w:ind w:left="720"/>
-      </w:pPr>
-      <w:r>
-        <w:rPr>
-          <w:lang w:val="gu_IN" w:bidi="gu_IN"/>
-        </w:rPr>
-      </w:r>
-      <w:hyperlink r:id="rId60">
-        <w:r>
-          <w:rPr>
-            <w:lang w:val="gu_IN" w:bidi="gu_IN"/>
-          </w:rPr>
-          <w:rPr>
-            <w:color w:val="0000EE"/>
-            <w:u w:val="single"/>
-          </w:rPr>
-          <w:t>ઉત્પત્તિ 5:30–31</w:t>
-        </w:r>
-      </w:hyperlink>
-    </w:p>
-    <w:p>
-      <w:pPr>
-        <w:pStyle w:val="ListBullet"/>
-        <w:spacing w:line="240" w:lineRule="auto"/>
-        <w:ind w:left="720"/>
-      </w:pPr>
-      <w:r>
-        <w:rPr>
-          <w:lang w:val="gu_IN" w:bidi="gu_IN"/>
-        </w:rPr>
-      </w:r>
-      <w:hyperlink r:id="rId61">
-        <w:r>
-          <w:rPr>
-            <w:lang w:val="gu_IN" w:bidi="gu_IN"/>
-          </w:rPr>
-          <w:rPr>
-            <w:color w:val="0000EE"/>
-            <w:u w:val="single"/>
-          </w:rPr>
-          <w:t>લૂક 3:36–38</w:t>
-        </w:r>
-      </w:hyperlink>
+      <w:r>
+        <w:rPr>
+          <w:lang w:val="gu_IN" w:bidi="gu_IN"/>
+        </w:rPr>
+        <w:t>ઉત્પત્તિ 4:18–19</w:t>
+      </w:r>
+    </w:p>
+    <w:p>
+      <w:pPr>
+        <w:pStyle w:val="ListBullet"/>
+        <w:spacing w:line="240" w:lineRule="auto"/>
+        <w:ind w:left="720"/>
+      </w:pPr>
+      <w:r>
+        <w:rPr>
+          <w:lang w:val="gu_IN" w:bidi="gu_IN"/>
+        </w:rPr>
+      </w:r>
+      <w:r>
+        <w:rPr>
+          <w:lang w:val="gu_IN" w:bidi="gu_IN"/>
+        </w:rPr>
+        <w:t>ઉત્પત્તિ 4:23–24</w:t>
+      </w:r>
+    </w:p>
+    <w:p>
+      <w:pPr>
+        <w:pStyle w:val="ListBullet"/>
+        <w:spacing w:line="240" w:lineRule="auto"/>
+        <w:ind w:left="720"/>
+      </w:pPr>
+      <w:r>
+        <w:rPr>
+          <w:lang w:val="gu_IN" w:bidi="gu_IN"/>
+        </w:rPr>
+      </w:r>
+      <w:r>
+        <w:rPr>
+          <w:lang w:val="gu_IN" w:bidi="gu_IN"/>
+        </w:rPr>
+        <w:t>ઉત્પત્તિ 5:25–27</w:t>
+      </w:r>
+    </w:p>
+    <w:p>
+      <w:pPr>
+        <w:pStyle w:val="ListBullet"/>
+        <w:spacing w:line="240" w:lineRule="auto"/>
+        <w:ind w:left="720"/>
+      </w:pPr>
+      <w:r>
+        <w:rPr>
+          <w:lang w:val="gu_IN" w:bidi="gu_IN"/>
+        </w:rPr>
+      </w:r>
+      <w:r>
+        <w:rPr>
+          <w:lang w:val="gu_IN" w:bidi="gu_IN"/>
+        </w:rPr>
+        <w:t>ઉત્પત્તિ 5:28–29</w:t>
+      </w:r>
+    </w:p>
+    <w:p>
+      <w:pPr>
+        <w:pStyle w:val="ListBullet"/>
+        <w:spacing w:line="240" w:lineRule="auto"/>
+        <w:ind w:left="720"/>
+      </w:pPr>
+      <w:r>
+        <w:rPr>
+          <w:lang w:val="gu_IN" w:bidi="gu_IN"/>
+        </w:rPr>
+      </w:r>
+      <w:r>
+        <w:rPr>
+          <w:lang w:val="gu_IN" w:bidi="gu_IN"/>
+        </w:rPr>
+        <w:t>ઉત્પત્તિ 5:30–31</w:t>
+      </w:r>
+    </w:p>
+    <w:p>
+      <w:pPr>
+        <w:pStyle w:val="ListBullet"/>
+        <w:spacing w:line="240" w:lineRule="auto"/>
+        <w:ind w:left="720"/>
+      </w:pPr>
+      <w:r>
+        <w:rPr>
+          <w:lang w:val="gu_IN" w:bidi="gu_IN"/>
+        </w:rPr>
+      </w:r>
+      <w:r>
+        <w:rPr>
+          <w:lang w:val="gu_IN" w:bidi="gu_IN"/>
+        </w:rPr>
+        <w:t>લૂક 3:36–38</w:t>
+      </w:r>
     </w:p>
     <w:p>
       <w:pPr>
@@ -4204,18 +3910,12 @@
           <w:lang w:val="gu_IN" w:bidi="gu_IN"/>
         </w:rPr>
       </w:r>
-      <w:hyperlink r:id="rId62">
-        <w:r>
-          <w:rPr>
-            <w:lang w:val="gu_IN" w:bidi="gu_IN"/>
-          </w:rPr>
-          <w:rPr>
-            <w:color w:val="0000EE"/>
-            <w:u w:val="single"/>
-          </w:rPr>
-          <w:t>દાનિયેલ 1:3–5</w:t>
-        </w:r>
-      </w:hyperlink>
+      <w:r>
+        <w:rPr>
+          <w:lang w:val="gu_IN" w:bidi="gu_IN"/>
+        </w:rPr>
+        <w:t>દાનિયેલ 1:3–5</w:t>
+      </w:r>
     </w:p>
     <w:p>
       <w:pPr>
@@ -4544,234 +4244,174 @@
           <w:lang w:val="gu_IN" w:bidi="gu_IN"/>
         </w:rPr>
       </w:r>
-      <w:hyperlink r:id="rId63">
-        <w:r>
-          <w:rPr>
-            <w:lang w:val="gu_IN" w:bidi="gu_IN"/>
-          </w:rPr>
-          <w:rPr>
-            <w:color w:val="0000EE"/>
-            <w:u w:val="single"/>
-          </w:rPr>
-          <w:t>2 શમુએલ 22:3–4</w:t>
-        </w:r>
-      </w:hyperlink>
-    </w:p>
-    <w:p>
-      <w:pPr>
-        <w:pStyle w:val="ListBullet"/>
-        <w:spacing w:line="240" w:lineRule="auto"/>
-        <w:ind w:left="720"/>
-      </w:pPr>
-      <w:r>
-        <w:rPr>
-          <w:lang w:val="gu_IN" w:bidi="gu_IN"/>
-        </w:rPr>
-      </w:r>
-      <w:hyperlink r:id="rId64">
-        <w:r>
-          <w:rPr>
-            <w:lang w:val="gu_IN" w:bidi="gu_IN"/>
-          </w:rPr>
-          <w:rPr>
-            <w:color w:val="0000EE"/>
-            <w:u w:val="single"/>
-          </w:rPr>
-          <w:t>2 થેસ્સલોનીકી 1:11–12</w:t>
-        </w:r>
-      </w:hyperlink>
-    </w:p>
-    <w:p>
-      <w:pPr>
-        <w:pStyle w:val="ListBullet"/>
-        <w:spacing w:line="240" w:lineRule="auto"/>
-        <w:ind w:left="720"/>
-      </w:pPr>
-      <w:r>
-        <w:rPr>
-          <w:lang w:val="gu_IN" w:bidi="gu_IN"/>
-        </w:rPr>
-      </w:r>
-      <w:hyperlink r:id="rId65">
-        <w:r>
-          <w:rPr>
-            <w:lang w:val="gu_IN" w:bidi="gu_IN"/>
-          </w:rPr>
-          <w:rPr>
-            <w:color w:val="0000EE"/>
-            <w:u w:val="single"/>
-          </w:rPr>
-          <w:t>પ્રેરિતોનાં કૃત્યો 13:23–25</w:t>
-        </w:r>
-      </w:hyperlink>
-    </w:p>
-    <w:p>
-      <w:pPr>
-        <w:pStyle w:val="ListBullet"/>
-        <w:spacing w:line="240" w:lineRule="auto"/>
-        <w:ind w:left="720"/>
-      </w:pPr>
-      <w:r>
-        <w:rPr>
-          <w:lang w:val="gu_IN" w:bidi="gu_IN"/>
-        </w:rPr>
-      </w:r>
-      <w:hyperlink r:id="rId66">
-        <w:r>
-          <w:rPr>
-            <w:lang w:val="gu_IN" w:bidi="gu_IN"/>
-          </w:rPr>
-          <w:rPr>
-            <w:color w:val="0000EE"/>
-            <w:u w:val="single"/>
-          </w:rPr>
-          <w:t>પ્રેરિતોનાં કૃત્યો 25:25–27</w:t>
-        </w:r>
-      </w:hyperlink>
-    </w:p>
-    <w:p>
-      <w:pPr>
-        <w:pStyle w:val="ListBullet"/>
-        <w:spacing w:line="240" w:lineRule="auto"/>
-        <w:ind w:left="720"/>
-      </w:pPr>
-      <w:r>
-        <w:rPr>
-          <w:lang w:val="gu_IN" w:bidi="gu_IN"/>
-        </w:rPr>
-      </w:r>
-      <w:hyperlink r:id="rId67">
-        <w:r>
-          <w:rPr>
-            <w:lang w:val="gu_IN" w:bidi="gu_IN"/>
-          </w:rPr>
-          <w:rPr>
-            <w:color w:val="0000EE"/>
-            <w:u w:val="single"/>
-          </w:rPr>
-          <w:t>પ્રેરિતોનાં કૃત્યો 26:30–32</w:t>
-        </w:r>
-      </w:hyperlink>
-    </w:p>
-    <w:p>
-      <w:pPr>
-        <w:pStyle w:val="ListBullet"/>
-        <w:spacing w:line="240" w:lineRule="auto"/>
-        <w:ind w:left="720"/>
-      </w:pPr>
-      <w:r>
-        <w:rPr>
-          <w:lang w:val="gu_IN" w:bidi="gu_IN"/>
-        </w:rPr>
-      </w:r>
-      <w:hyperlink r:id="rId68">
-        <w:r>
-          <w:rPr>
-            <w:lang w:val="gu_IN" w:bidi="gu_IN"/>
-          </w:rPr>
-          <w:rPr>
-            <w:color w:val="0000EE"/>
-            <w:u w:val="single"/>
-          </w:rPr>
-          <w:t>કલોસી 1:9–10</w:t>
-        </w:r>
-      </w:hyperlink>
-    </w:p>
-    <w:p>
-      <w:pPr>
-        <w:pStyle w:val="ListBullet"/>
-        <w:spacing w:line="240" w:lineRule="auto"/>
-        <w:ind w:left="720"/>
-      </w:pPr>
-      <w:r>
-        <w:rPr>
-          <w:lang w:val="gu_IN" w:bidi="gu_IN"/>
-        </w:rPr>
-      </w:r>
-      <w:hyperlink r:id="rId69">
-        <w:r>
-          <w:rPr>
-            <w:lang w:val="gu_IN" w:bidi="gu_IN"/>
-          </w:rPr>
-          <w:rPr>
-            <w:color w:val="0000EE"/>
-            <w:u w:val="single"/>
-          </w:rPr>
-          <w:t>યર્મિયા 8:18–19</w:t>
-        </w:r>
-      </w:hyperlink>
-    </w:p>
-    <w:p>
-      <w:pPr>
-        <w:pStyle w:val="ListBullet"/>
-        <w:spacing w:line="240" w:lineRule="auto"/>
-        <w:ind w:left="720"/>
-      </w:pPr>
-      <w:r>
-        <w:rPr>
-          <w:lang w:val="gu_IN" w:bidi="gu_IN"/>
-        </w:rPr>
-      </w:r>
-      <w:hyperlink r:id="rId70">
-        <w:r>
-          <w:rPr>
-            <w:lang w:val="gu_IN" w:bidi="gu_IN"/>
-          </w:rPr>
-          <w:rPr>
-            <w:color w:val="0000EE"/>
-            <w:u w:val="single"/>
-          </w:rPr>
-          <w:t>માર્ક 1:7–8</w:t>
-        </w:r>
-      </w:hyperlink>
-    </w:p>
-    <w:p>
-      <w:pPr>
-        <w:pStyle w:val="ListBullet"/>
-        <w:spacing w:line="240" w:lineRule="auto"/>
-        <w:ind w:left="720"/>
-      </w:pPr>
-      <w:r>
-        <w:rPr>
-          <w:lang w:val="gu_IN" w:bidi="gu_IN"/>
-        </w:rPr>
-      </w:r>
-      <w:hyperlink r:id="rId71">
-        <w:r>
-          <w:rPr>
-            <w:lang w:val="gu_IN" w:bidi="gu_IN"/>
-          </w:rPr>
-          <w:rPr>
-            <w:color w:val="0000EE"/>
-            <w:u w:val="single"/>
-          </w:rPr>
-          <w:t>માથ્થી 3:10–12</w:t>
-        </w:r>
-      </w:hyperlink>
-    </w:p>
-    <w:p>
-      <w:pPr>
-        <w:pStyle w:val="ListBullet"/>
-        <w:spacing w:line="240" w:lineRule="auto"/>
-        <w:ind w:left="720"/>
-      </w:pPr>
-      <w:r>
-        <w:rPr>
-          <w:lang w:val="gu_IN" w:bidi="gu_IN"/>
-        </w:rPr>
-      </w:r>
-      <w:hyperlink r:id="rId72">
-        <w:r>
-          <w:rPr>
-            <w:lang w:val="gu_IN" w:bidi="gu_IN"/>
-          </w:rPr>
-          <w:rPr>
-            <w:color w:val="0000EE"/>
-            <w:u w:val="single"/>
-          </w:rPr>
-          <w:t>ફિલિપી 1:25–27</w:t>
-        </w:r>
-      </w:hyperlink>
+      <w:r>
+        <w:rPr>
+          <w:lang w:val="gu_IN" w:bidi="gu_IN"/>
+        </w:rPr>
+        <w:t>2 શમુએલ 22:3–4</w:t>
+      </w:r>
+    </w:p>
+    <w:p>
+      <w:pPr>
+        <w:pStyle w:val="ListBullet"/>
+        <w:spacing w:line="240" w:lineRule="auto"/>
+        <w:ind w:left="720"/>
+      </w:pPr>
+      <w:r>
+        <w:rPr>
+          <w:lang w:val="gu_IN" w:bidi="gu_IN"/>
+        </w:rPr>
+      </w:r>
+      <w:r>
+        <w:rPr>
+          <w:lang w:val="gu_IN" w:bidi="gu_IN"/>
+        </w:rPr>
+        <w:t>2 થેસ્સલોનીકી 1:11–12</w:t>
+      </w:r>
+    </w:p>
+    <w:p>
+      <w:pPr>
+        <w:pStyle w:val="ListBullet"/>
+        <w:spacing w:line="240" w:lineRule="auto"/>
+        <w:ind w:left="720"/>
+      </w:pPr>
+      <w:r>
+        <w:rPr>
+          <w:lang w:val="gu_IN" w:bidi="gu_IN"/>
+        </w:rPr>
+      </w:r>
+      <w:r>
+        <w:rPr>
+          <w:lang w:val="gu_IN" w:bidi="gu_IN"/>
+        </w:rPr>
+        <w:t>પ્રેરિતોનાં કૃત્યો 13:23–25</w:t>
+      </w:r>
+    </w:p>
+    <w:p>
+      <w:pPr>
+        <w:pStyle w:val="ListBullet"/>
+        <w:spacing w:line="240" w:lineRule="auto"/>
+        <w:ind w:left="720"/>
+      </w:pPr>
+      <w:r>
+        <w:rPr>
+          <w:lang w:val="gu_IN" w:bidi="gu_IN"/>
+        </w:rPr>
+      </w:r>
+      <w:r>
+        <w:rPr>
+          <w:lang w:val="gu_IN" w:bidi="gu_IN"/>
+        </w:rPr>
+        <w:t>પ્રેરિતોનાં કૃત્યો 25:25–27</w:t>
+      </w:r>
+    </w:p>
+    <w:p>
+      <w:pPr>
+        <w:pStyle w:val="ListBullet"/>
+        <w:spacing w:line="240" w:lineRule="auto"/>
+        <w:ind w:left="720"/>
+      </w:pPr>
+      <w:r>
+        <w:rPr>
+          <w:lang w:val="gu_IN" w:bidi="gu_IN"/>
+        </w:rPr>
+      </w:r>
+      <w:r>
+        <w:rPr>
+          <w:lang w:val="gu_IN" w:bidi="gu_IN"/>
+        </w:rPr>
+        <w:t>પ્રેરિતોનાં કૃત્યો 26:30–32</w:t>
+      </w:r>
+    </w:p>
+    <w:p>
+      <w:pPr>
+        <w:pStyle w:val="ListBullet"/>
+        <w:spacing w:line="240" w:lineRule="auto"/>
+        <w:ind w:left="720"/>
+      </w:pPr>
+      <w:r>
+        <w:rPr>
+          <w:lang w:val="gu_IN" w:bidi="gu_IN"/>
+        </w:rPr>
+      </w:r>
+      <w:r>
+        <w:rPr>
+          <w:lang w:val="gu_IN" w:bidi="gu_IN"/>
+        </w:rPr>
+        <w:t>કલોસી 1:9–10</w:t>
+      </w:r>
+    </w:p>
+    <w:p>
+      <w:pPr>
+        <w:pStyle w:val="ListBullet"/>
+        <w:spacing w:line="240" w:lineRule="auto"/>
+        <w:ind w:left="720"/>
+      </w:pPr>
+      <w:r>
+        <w:rPr>
+          <w:lang w:val="gu_IN" w:bidi="gu_IN"/>
+        </w:rPr>
+      </w:r>
+      <w:r>
+        <w:rPr>
+          <w:lang w:val="gu_IN" w:bidi="gu_IN"/>
+        </w:rPr>
+        <w:t>યર્મિયા 8:18–19</w:t>
+      </w:r>
+    </w:p>
+    <w:p>
+      <w:pPr>
+        <w:pStyle w:val="ListBullet"/>
+        <w:spacing w:line="240" w:lineRule="auto"/>
+        <w:ind w:left="720"/>
+      </w:pPr>
+      <w:r>
+        <w:rPr>
+          <w:lang w:val="gu_IN" w:bidi="gu_IN"/>
+        </w:rPr>
+      </w:r>
+      <w:r>
+        <w:rPr>
+          <w:lang w:val="gu_IN" w:bidi="gu_IN"/>
+        </w:rPr>
+        <w:t>માર્ક 1:7–8</w:t>
+      </w:r>
+    </w:p>
+    <w:p>
+      <w:pPr>
+        <w:pStyle w:val="ListBullet"/>
+        <w:spacing w:line="240" w:lineRule="auto"/>
+        <w:ind w:left="720"/>
+      </w:pPr>
+      <w:r>
+        <w:rPr>
+          <w:lang w:val="gu_IN" w:bidi="gu_IN"/>
+        </w:rPr>
+      </w:r>
+      <w:r>
+        <w:rPr>
+          <w:lang w:val="gu_IN" w:bidi="gu_IN"/>
+        </w:rPr>
+        <w:t>માથ્થી 3:10–12</w:t>
+      </w:r>
+    </w:p>
+    <w:p>
+      <w:pPr>
+        <w:pStyle w:val="ListBullet"/>
+        <w:spacing w:line="240" w:lineRule="auto"/>
+        <w:ind w:left="720"/>
+      </w:pPr>
+      <w:r>
+        <w:rPr>
+          <w:lang w:val="gu_IN" w:bidi="gu_IN"/>
+        </w:rPr>
+      </w:r>
+      <w:r>
+        <w:rPr>
+          <w:lang w:val="gu_IN" w:bidi="gu_IN"/>
+        </w:rPr>
+        <w:t>ફિલિપી 1:25–27</w:t>
+      </w:r>
     </w:p>
     <w:p>
       <w:pPr>
@@ -5045,66 +4685,48 @@
           <w:lang w:val="gu_IN" w:bidi="gu_IN"/>
         </w:rPr>
       </w:r>
-      <w:hyperlink r:id="rId73">
-        <w:r>
-          <w:rPr>
-            <w:lang w:val="gu_IN" w:bidi="gu_IN"/>
-          </w:rPr>
-          <w:rPr>
-            <w:color w:val="0000EE"/>
-            <w:u w:val="single"/>
-          </w:rPr>
-          <w:t>2 તિમોથી 4:11–13</w:t>
-        </w:r>
-      </w:hyperlink>
-    </w:p>
-    <w:p>
-      <w:pPr>
-        <w:pStyle w:val="ListBullet"/>
-        <w:spacing w:line="240" w:lineRule="auto"/>
-        <w:ind w:left="720"/>
-      </w:pPr>
-      <w:r>
-        <w:rPr>
-          <w:lang w:val="gu_IN" w:bidi="gu_IN"/>
-        </w:rPr>
-      </w:r>
-      <w:hyperlink r:id="rId74">
-        <w:r>
-          <w:rPr>
-            <w:lang w:val="gu_IN" w:bidi="gu_IN"/>
-          </w:rPr>
-          <w:rPr>
-            <w:color w:val="0000EE"/>
-            <w:u w:val="single"/>
-          </w:rPr>
-          <w:t>કલોસ્સી 4:12–14</w:t>
-        </w:r>
-      </w:hyperlink>
-    </w:p>
-    <w:p>
-      <w:pPr>
-        <w:pStyle w:val="ListBullet"/>
-        <w:spacing w:line="240" w:lineRule="auto"/>
-        <w:ind w:left="720"/>
-      </w:pPr>
-      <w:r>
-        <w:rPr>
-          <w:lang w:val="gu_IN" w:bidi="gu_IN"/>
-        </w:rPr>
-      </w:r>
-      <w:hyperlink r:id="rId75">
-        <w:r>
-          <w:rPr>
-            <w:lang w:val="gu_IN" w:bidi="gu_IN"/>
-          </w:rPr>
-          <w:rPr>
-            <w:color w:val="0000EE"/>
-            <w:u w:val="single"/>
-          </w:rPr>
-          <w:t>ફિલેમોન 1:23–25</w:t>
-        </w:r>
-      </w:hyperlink>
+      <w:r>
+        <w:rPr>
+          <w:lang w:val="gu_IN" w:bidi="gu_IN"/>
+        </w:rPr>
+        <w:t>2 તિમોથી 4:11–13</w:t>
+      </w:r>
+    </w:p>
+    <w:p>
+      <w:pPr>
+        <w:pStyle w:val="ListBullet"/>
+        <w:spacing w:line="240" w:lineRule="auto"/>
+        <w:ind w:left="720"/>
+      </w:pPr>
+      <w:r>
+        <w:rPr>
+          <w:lang w:val="gu_IN" w:bidi="gu_IN"/>
+        </w:rPr>
+      </w:r>
+      <w:r>
+        <w:rPr>
+          <w:lang w:val="gu_IN" w:bidi="gu_IN"/>
+        </w:rPr>
+        <w:t>કલોસ્સી 4:12–14</w:t>
+      </w:r>
+    </w:p>
+    <w:p>
+      <w:pPr>
+        <w:pStyle w:val="ListBullet"/>
+        <w:spacing w:line="240" w:lineRule="auto"/>
+        <w:ind w:left="720"/>
+      </w:pPr>
+      <w:r>
+        <w:rPr>
+          <w:lang w:val="gu_IN" w:bidi="gu_IN"/>
+        </w:rPr>
+      </w:r>
+      <w:r>
+        <w:rPr>
+          <w:lang w:val="gu_IN" w:bidi="gu_IN"/>
+        </w:rPr>
+        <w:t>ફિલેમોન 1:23–25</w:t>
+      </w:r>
     </w:p>
     <w:p>
       <w:pPr>
@@ -5335,90 +4957,66 @@
           <w:lang w:val="gu_IN" w:bidi="gu_IN"/>
         </w:rPr>
       </w:r>
-      <w:hyperlink r:id="rId76">
-        <w:r>
-          <w:rPr>
-            <w:lang w:val="gu_IN" w:bidi="gu_IN"/>
-          </w:rPr>
-          <w:rPr>
-            <w:color w:val="0000EE"/>
-            <w:u w:val="single"/>
-          </w:rPr>
-          <w:t>2 તિમોથી 3:10–13</w:t>
-        </w:r>
-      </w:hyperlink>
-    </w:p>
-    <w:p>
-      <w:pPr>
-        <w:pStyle w:val="ListBullet"/>
-        <w:spacing w:line="240" w:lineRule="auto"/>
-        <w:ind w:left="720"/>
-      </w:pPr>
-      <w:r>
-        <w:rPr>
-          <w:lang w:val="gu_IN" w:bidi="gu_IN"/>
-        </w:rPr>
-      </w:r>
-      <w:hyperlink r:id="rId77">
-        <w:r>
-          <w:rPr>
-            <w:lang w:val="gu_IN" w:bidi="gu_IN"/>
-          </w:rPr>
-          <w:rPr>
-            <w:color w:val="0000EE"/>
-            <w:u w:val="single"/>
-          </w:rPr>
-          <w:t>પ્રેરિતોનાં કૃત્યો 14:5–7</w:t>
-        </w:r>
-      </w:hyperlink>
-    </w:p>
-    <w:p>
-      <w:pPr>
-        <w:pStyle w:val="ListBullet"/>
-        <w:spacing w:line="240" w:lineRule="auto"/>
-        <w:ind w:left="720"/>
-      </w:pPr>
-      <w:r>
-        <w:rPr>
-          <w:lang w:val="gu_IN" w:bidi="gu_IN"/>
-        </w:rPr>
-      </w:r>
-      <w:hyperlink r:id="rId78">
-        <w:r>
-          <w:rPr>
-            <w:lang w:val="gu_IN" w:bidi="gu_IN"/>
-          </w:rPr>
-          <w:rPr>
-            <w:color w:val="0000EE"/>
-            <w:u w:val="single"/>
-          </w:rPr>
-          <w:t>પ્રેરિતોનાં કૃત્યો 14:8–10</w:t>
-        </w:r>
-      </w:hyperlink>
-    </w:p>
-    <w:p>
-      <w:pPr>
-        <w:pStyle w:val="ListBullet"/>
-        <w:spacing w:line="240" w:lineRule="auto"/>
-        <w:ind w:left="720"/>
-      </w:pPr>
-      <w:r>
-        <w:rPr>
-          <w:lang w:val="gu_IN" w:bidi="gu_IN"/>
-        </w:rPr>
-      </w:r>
-      <w:hyperlink r:id="rId79">
-        <w:r>
-          <w:rPr>
-            <w:lang w:val="gu_IN" w:bidi="gu_IN"/>
-          </w:rPr>
-          <w:rPr>
-            <w:color w:val="0000EE"/>
-            <w:u w:val="single"/>
-          </w:rPr>
-          <w:t>પ્રેરિતોનાં કૃત્યો 14:21–22</w:t>
-        </w:r>
-      </w:hyperlink>
+      <w:r>
+        <w:rPr>
+          <w:lang w:val="gu_IN" w:bidi="gu_IN"/>
+        </w:rPr>
+        <w:t>2 તિમોથી 3:10–13</w:t>
+      </w:r>
+    </w:p>
+    <w:p>
+      <w:pPr>
+        <w:pStyle w:val="ListBullet"/>
+        <w:spacing w:line="240" w:lineRule="auto"/>
+        <w:ind w:left="720"/>
+      </w:pPr>
+      <w:r>
+        <w:rPr>
+          <w:lang w:val="gu_IN" w:bidi="gu_IN"/>
+        </w:rPr>
+      </w:r>
+      <w:r>
+        <w:rPr>
+          <w:lang w:val="gu_IN" w:bidi="gu_IN"/>
+        </w:rPr>
+        <w:t>પ્રેરિતોનાં કૃત્યો 14:5–7</w:t>
+      </w:r>
+    </w:p>
+    <w:p>
+      <w:pPr>
+        <w:pStyle w:val="ListBullet"/>
+        <w:spacing w:line="240" w:lineRule="auto"/>
+        <w:ind w:left="720"/>
+      </w:pPr>
+      <w:r>
+        <w:rPr>
+          <w:lang w:val="gu_IN" w:bidi="gu_IN"/>
+        </w:rPr>
+      </w:r>
+      <w:r>
+        <w:rPr>
+          <w:lang w:val="gu_IN" w:bidi="gu_IN"/>
+        </w:rPr>
+        <w:t>પ્રેરિતોનાં કૃત્યો 14:8–10</w:t>
+      </w:r>
+    </w:p>
+    <w:p>
+      <w:pPr>
+        <w:pStyle w:val="ListBullet"/>
+        <w:spacing w:line="240" w:lineRule="auto"/>
+        <w:ind w:left="720"/>
+      </w:pPr>
+      <w:r>
+        <w:rPr>
+          <w:lang w:val="gu_IN" w:bidi="gu_IN"/>
+        </w:rPr>
+      </w:r>
+      <w:r>
+        <w:rPr>
+          <w:lang w:val="gu_IN" w:bidi="gu_IN"/>
+        </w:rPr>
+        <w:t>પ્રેરિતોનાં કૃત્યો 14:21–22</w:t>
+      </w:r>
     </w:p>
     <w:p>
       <w:pPr>
@@ -5703,90 +5301,66 @@
           <w:lang w:val="gu_IN" w:bidi="gu_IN"/>
         </w:rPr>
       </w:r>
-      <w:hyperlink r:id="rId80">
-        <w:r>
-          <w:rPr>
-            <w:lang w:val="gu_IN" w:bidi="gu_IN"/>
-          </w:rPr>
-          <w:rPr>
-            <w:color w:val="0000EE"/>
-            <w:u w:val="single"/>
-          </w:rPr>
-          <w:t>ઉત્પત્તિ 29:15–18</w:t>
-        </w:r>
-      </w:hyperlink>
-    </w:p>
-    <w:p>
-      <w:pPr>
-        <w:pStyle w:val="ListBullet"/>
-        <w:spacing w:line="240" w:lineRule="auto"/>
-        <w:ind w:left="720"/>
-      </w:pPr>
-      <w:r>
-        <w:rPr>
-          <w:lang w:val="gu_IN" w:bidi="gu_IN"/>
-        </w:rPr>
-      </w:r>
-      <w:hyperlink r:id="rId81">
-        <w:r>
-          <w:rPr>
-            <w:lang w:val="gu_IN" w:bidi="gu_IN"/>
-          </w:rPr>
-          <w:rPr>
-            <w:color w:val="0000EE"/>
-            <w:u w:val="single"/>
-          </w:rPr>
-          <w:t>ઉત્પત્તિ 29:28–30</w:t>
-        </w:r>
-      </w:hyperlink>
-    </w:p>
-    <w:p>
-      <w:pPr>
-        <w:pStyle w:val="ListBullet"/>
-        <w:spacing w:line="240" w:lineRule="auto"/>
-        <w:ind w:left="720"/>
-      </w:pPr>
-      <w:r>
-        <w:rPr>
-          <w:lang w:val="gu_IN" w:bidi="gu_IN"/>
-        </w:rPr>
-      </w:r>
-      <w:hyperlink r:id="rId82">
-        <w:r>
-          <w:rPr>
-            <w:lang w:val="gu_IN" w:bidi="gu_IN"/>
-          </w:rPr>
-          <w:rPr>
-            <w:color w:val="0000EE"/>
-            <w:u w:val="single"/>
-          </w:rPr>
-          <w:t>ઉત્પત્તિ 31:4–6</w:t>
-        </w:r>
-      </w:hyperlink>
-    </w:p>
-    <w:p>
-      <w:pPr>
-        <w:pStyle w:val="ListBullet"/>
-        <w:spacing w:line="240" w:lineRule="auto"/>
-        <w:ind w:left="720"/>
-      </w:pPr>
-      <w:r>
-        <w:rPr>
-          <w:lang w:val="gu_IN" w:bidi="gu_IN"/>
-        </w:rPr>
-      </w:r>
-      <w:hyperlink r:id="rId83">
-        <w:r>
-          <w:rPr>
-            <w:lang w:val="gu_IN" w:bidi="gu_IN"/>
-          </w:rPr>
-          <w:rPr>
-            <w:color w:val="0000EE"/>
-            <w:u w:val="single"/>
-          </w:rPr>
-          <w:t>રૂથ 4:11–12</w:t>
-        </w:r>
-      </w:hyperlink>
+      <w:r>
+        <w:rPr>
+          <w:lang w:val="gu_IN" w:bidi="gu_IN"/>
+        </w:rPr>
+        <w:t>ઉત્પત્તિ 29:15–18</w:t>
+      </w:r>
+    </w:p>
+    <w:p>
+      <w:pPr>
+        <w:pStyle w:val="ListBullet"/>
+        <w:spacing w:line="240" w:lineRule="auto"/>
+        <w:ind w:left="720"/>
+      </w:pPr>
+      <w:r>
+        <w:rPr>
+          <w:lang w:val="gu_IN" w:bidi="gu_IN"/>
+        </w:rPr>
+      </w:r>
+      <w:r>
+        <w:rPr>
+          <w:lang w:val="gu_IN" w:bidi="gu_IN"/>
+        </w:rPr>
+        <w:t>ઉત્પત્તિ 29:28–30</w:t>
+      </w:r>
+    </w:p>
+    <w:p>
+      <w:pPr>
+        <w:pStyle w:val="ListBullet"/>
+        <w:spacing w:line="240" w:lineRule="auto"/>
+        <w:ind w:left="720"/>
+      </w:pPr>
+      <w:r>
+        <w:rPr>
+          <w:lang w:val="gu_IN" w:bidi="gu_IN"/>
+        </w:rPr>
+      </w:r>
+      <w:r>
+        <w:rPr>
+          <w:lang w:val="gu_IN" w:bidi="gu_IN"/>
+        </w:rPr>
+        <w:t>ઉત્પત્તિ 31:4–6</w:t>
+      </w:r>
+    </w:p>
+    <w:p>
+      <w:pPr>
+        <w:pStyle w:val="ListBullet"/>
+        <w:spacing w:line="240" w:lineRule="auto"/>
+        <w:ind w:left="720"/>
+      </w:pPr>
+      <w:r>
+        <w:rPr>
+          <w:lang w:val="gu_IN" w:bidi="gu_IN"/>
+        </w:rPr>
+      </w:r>
+      <w:r>
+        <w:rPr>
+          <w:lang w:val="gu_IN" w:bidi="gu_IN"/>
+        </w:rPr>
+        <w:t>રૂથ 4:11–12</w:t>
+      </w:r>
     </w:p>
     <w:p>
       <w:pPr>
@@ -6083,138 +5657,102 @@
           <w:lang w:val="gu_IN" w:bidi="gu_IN"/>
         </w:rPr>
       </w:r>
-      <w:hyperlink r:id="rId84">
-        <w:r>
-          <w:rPr>
-            <w:lang w:val="gu_IN" w:bidi="gu_IN"/>
-          </w:rPr>
-          <w:rPr>
-            <w:color w:val="0000EE"/>
-            <w:u w:val="single"/>
-          </w:rPr>
-          <w:t>1 કાળુવૃતાંત 2:1–2</w:t>
-        </w:r>
-      </w:hyperlink>
-    </w:p>
-    <w:p>
-      <w:pPr>
-        <w:pStyle w:val="ListBullet"/>
-        <w:spacing w:line="240" w:lineRule="auto"/>
-        <w:ind w:left="720"/>
-      </w:pPr>
-      <w:r>
-        <w:rPr>
-          <w:lang w:val="gu_IN" w:bidi="gu_IN"/>
-        </w:rPr>
-      </w:r>
-      <w:hyperlink r:id="rId85">
-        <w:r>
-          <w:rPr>
-            <w:lang w:val="gu_IN" w:bidi="gu_IN"/>
-          </w:rPr>
-          <w:rPr>
-            <w:color w:val="0000EE"/>
-            <w:u w:val="single"/>
-          </w:rPr>
-          <w:t>1 રાજાઓ 8:3–5</w:t>
-        </w:r>
-      </w:hyperlink>
-    </w:p>
-    <w:p>
-      <w:pPr>
-        <w:pStyle w:val="ListBullet"/>
-        <w:spacing w:line="240" w:lineRule="auto"/>
-        <w:ind w:left="720"/>
-      </w:pPr>
-      <w:r>
-        <w:rPr>
-          <w:lang w:val="gu_IN" w:bidi="gu_IN"/>
-        </w:rPr>
-      </w:r>
-      <w:hyperlink r:id="rId86">
-        <w:r>
-          <w:rPr>
-            <w:lang w:val="gu_IN" w:bidi="gu_IN"/>
-          </w:rPr>
-          <w:rPr>
-            <w:color w:val="0000EE"/>
-            <w:u w:val="single"/>
-          </w:rPr>
-          <w:t>પ્રેરિતોના કૃત્યો 4:36–37</w:t>
-        </w:r>
-      </w:hyperlink>
-    </w:p>
-    <w:p>
-      <w:pPr>
-        <w:pStyle w:val="ListBullet"/>
-        <w:spacing w:line="240" w:lineRule="auto"/>
-        <w:ind w:left="720"/>
-      </w:pPr>
-      <w:r>
-        <w:rPr>
-          <w:lang w:val="gu_IN" w:bidi="gu_IN"/>
-        </w:rPr>
-      </w:r>
-      <w:hyperlink r:id="rId87">
-        <w:r>
-          <w:rPr>
-            <w:lang w:val="gu_IN" w:bidi="gu_IN"/>
-          </w:rPr>
-          <w:rPr>
-            <w:color w:val="0000EE"/>
-            <w:u w:val="single"/>
-          </w:rPr>
-          <w:t>ઉત્પત્તિ 29:33–34</w:t>
-        </w:r>
-      </w:hyperlink>
-    </w:p>
-    <w:p>
-      <w:pPr>
-        <w:pStyle w:val="ListBullet"/>
-        <w:spacing w:line="240" w:lineRule="auto"/>
-        <w:ind w:left="720"/>
-      </w:pPr>
-      <w:r>
-        <w:rPr>
-          <w:lang w:val="gu_IN" w:bidi="gu_IN"/>
-        </w:rPr>
-      </w:r>
-      <w:hyperlink r:id="rId88">
-        <w:r>
-          <w:rPr>
-            <w:lang w:val="gu_IN" w:bidi="gu_IN"/>
-          </w:rPr>
-          <w:rPr>
-            <w:color w:val="0000EE"/>
-            <w:u w:val="single"/>
-          </w:rPr>
-          <w:t>યોહાન 1:19–21</w:t>
-        </w:r>
-      </w:hyperlink>
-    </w:p>
-    <w:p>
-      <w:pPr>
-        <w:pStyle w:val="ListBullet"/>
-        <w:spacing w:line="240" w:lineRule="auto"/>
-        <w:ind w:left="720"/>
-      </w:pPr>
-      <w:r>
-        <w:rPr>
-          <w:lang w:val="gu_IN" w:bidi="gu_IN"/>
-        </w:rPr>
-      </w:r>
-      <w:hyperlink r:id="rId89">
-        <w:r>
-          <w:rPr>
-            <w:lang w:val="gu_IN" w:bidi="gu_IN"/>
-          </w:rPr>
-          <w:rPr>
-            <w:color w:val="0000EE"/>
-            <w:u w:val="single"/>
-          </w:rPr>
-          <w:t>લૂક 10:31–32</w:t>
-        </w:r>
-      </w:hyperlink>
+      <w:r>
+        <w:rPr>
+          <w:lang w:val="gu_IN" w:bidi="gu_IN"/>
+        </w:rPr>
+        <w:t>1 કાળુવૃતાંત 2:1–2</w:t>
+      </w:r>
+    </w:p>
+    <w:p>
+      <w:pPr>
+        <w:pStyle w:val="ListBullet"/>
+        <w:spacing w:line="240" w:lineRule="auto"/>
+        <w:ind w:left="720"/>
+      </w:pPr>
+      <w:r>
+        <w:rPr>
+          <w:lang w:val="gu_IN" w:bidi="gu_IN"/>
+        </w:rPr>
+      </w:r>
+      <w:r>
+        <w:rPr>
+          <w:lang w:val="gu_IN" w:bidi="gu_IN"/>
+        </w:rPr>
+        <w:t>1 રાજાઓ 8:3–5</w:t>
+      </w:r>
+    </w:p>
+    <w:p>
+      <w:pPr>
+        <w:pStyle w:val="ListBullet"/>
+        <w:spacing w:line="240" w:lineRule="auto"/>
+        <w:ind w:left="720"/>
+      </w:pPr>
+      <w:r>
+        <w:rPr>
+          <w:lang w:val="gu_IN" w:bidi="gu_IN"/>
+        </w:rPr>
+      </w:r>
+      <w:r>
+        <w:rPr>
+          <w:lang w:val="gu_IN" w:bidi="gu_IN"/>
+        </w:rPr>
+        <w:t>પ્રેરિતોના કૃત્યો 4:36–37</w:t>
+      </w:r>
+    </w:p>
+    <w:p>
+      <w:pPr>
+        <w:pStyle w:val="ListBullet"/>
+        <w:spacing w:line="240" w:lineRule="auto"/>
+        <w:ind w:left="720"/>
+      </w:pPr>
+      <w:r>
+        <w:rPr>
+          <w:lang w:val="gu_IN" w:bidi="gu_IN"/>
+        </w:rPr>
+      </w:r>
+      <w:r>
+        <w:rPr>
+          <w:lang w:val="gu_IN" w:bidi="gu_IN"/>
+        </w:rPr>
+        <w:t>ઉત્પત્તિ 29:33–34</w:t>
+      </w:r>
+    </w:p>
+    <w:p>
+      <w:pPr>
+        <w:pStyle w:val="ListBullet"/>
+        <w:spacing w:line="240" w:lineRule="auto"/>
+        <w:ind w:left="720"/>
+      </w:pPr>
+      <w:r>
+        <w:rPr>
+          <w:lang w:val="gu_IN" w:bidi="gu_IN"/>
+        </w:rPr>
+      </w:r>
+      <w:r>
+        <w:rPr>
+          <w:lang w:val="gu_IN" w:bidi="gu_IN"/>
+        </w:rPr>
+        <w:t>યોહાન 1:19–21</w:t>
+      </w:r>
+    </w:p>
+    <w:p>
+      <w:pPr>
+        <w:pStyle w:val="ListBullet"/>
+        <w:spacing w:line="240" w:lineRule="auto"/>
+        <w:ind w:left="720"/>
+      </w:pPr>
+      <w:r>
+        <w:rPr>
+          <w:lang w:val="gu_IN" w:bidi="gu_IN"/>
+        </w:rPr>
+      </w:r>
+      <w:r>
+        <w:rPr>
+          <w:lang w:val="gu_IN" w:bidi="gu_IN"/>
+        </w:rPr>
+        <w:t>લૂક 10:31–32</w:t>
+      </w:r>
     </w:p>
     <w:p>
       <w:pPr>
@@ -6618,114 +6156,84 @@
           <w:lang w:val="gu_IN" w:bidi="gu_IN"/>
         </w:rPr>
       </w:r>
-      <w:hyperlink r:id="rId90">
-        <w:r>
-          <w:rPr>
-            <w:lang w:val="gu_IN" w:bidi="gu_IN"/>
-          </w:rPr>
-          <w:rPr>
-            <w:color w:val="0000EE"/>
-            <w:u w:val="single"/>
-          </w:rPr>
-          <w:t>1 રાજા 8:51–53</w:t>
-        </w:r>
-      </w:hyperlink>
-    </w:p>
-    <w:p>
-      <w:pPr>
-        <w:pStyle w:val="ListBullet"/>
-        <w:spacing w:line="240" w:lineRule="auto"/>
-        <w:ind w:left="720"/>
-      </w:pPr>
-      <w:r>
-        <w:rPr>
-          <w:lang w:val="gu_IN" w:bidi="gu_IN"/>
-        </w:rPr>
-      </w:r>
-      <w:hyperlink r:id="rId91">
-        <w:r>
-          <w:rPr>
-            <w:lang w:val="gu_IN" w:bidi="gu_IN"/>
-          </w:rPr>
-          <w:rPr>
-            <w:color w:val="0000EE"/>
-            <w:u w:val="single"/>
-          </w:rPr>
-          <w:t>1 શમુએલ 8:6–7</w:t>
-        </w:r>
-      </w:hyperlink>
-    </w:p>
-    <w:p>
-      <w:pPr>
-        <w:pStyle w:val="ListBullet"/>
-        <w:spacing w:line="240" w:lineRule="auto"/>
-        <w:ind w:left="720"/>
-      </w:pPr>
-      <w:r>
-        <w:rPr>
-          <w:lang w:val="gu_IN" w:bidi="gu_IN"/>
-        </w:rPr>
-      </w:r>
-      <w:hyperlink r:id="rId92">
-        <w:r>
-          <w:rPr>
-            <w:lang w:val="gu_IN" w:bidi="gu_IN"/>
-          </w:rPr>
-          <w:rPr>
-            <w:color w:val="0000EE"/>
-            <w:u w:val="single"/>
-          </w:rPr>
-          <w:t>પુનર્નિયમ 28:9–10</w:t>
-        </w:r>
-      </w:hyperlink>
-    </w:p>
-    <w:p>
-      <w:pPr>
-        <w:pStyle w:val="ListBullet"/>
-        <w:spacing w:line="240" w:lineRule="auto"/>
-        <w:ind w:left="720"/>
-      </w:pPr>
-      <w:r>
-        <w:rPr>
-          <w:lang w:val="gu_IN" w:bidi="gu_IN"/>
-        </w:rPr>
-      </w:r>
-      <w:hyperlink r:id="rId93">
-        <w:r>
-          <w:rPr>
-            <w:lang w:val="gu_IN" w:bidi="gu_IN"/>
-          </w:rPr>
-          <w:rPr>
-            <w:color w:val="0000EE"/>
-            <w:u w:val="single"/>
-          </w:rPr>
-          <w:t>ઉત્પત્તિ 49:16–18</w:t>
-        </w:r>
-      </w:hyperlink>
-    </w:p>
-    <w:p>
-      <w:pPr>
-        <w:pStyle w:val="ListBullet"/>
-        <w:spacing w:line="240" w:lineRule="auto"/>
-        <w:ind w:left="720"/>
-      </w:pPr>
-      <w:r>
-        <w:rPr>
-          <w:lang w:val="gu_IN" w:bidi="gu_IN"/>
-        </w:rPr>
-      </w:r>
-      <w:hyperlink r:id="rId94">
-        <w:r>
-          <w:rPr>
-            <w:lang w:val="gu_IN" w:bidi="gu_IN"/>
-          </w:rPr>
-          <w:rPr>
-            <w:color w:val="0000EE"/>
-            <w:u w:val="single"/>
-          </w:rPr>
-          <w:t>રૂથ 1:16–18</w:t>
-        </w:r>
-      </w:hyperlink>
+      <w:r>
+        <w:rPr>
+          <w:lang w:val="gu_IN" w:bidi="gu_IN"/>
+        </w:rPr>
+        <w:t>1 રાજા 8:51–53</w:t>
+      </w:r>
+    </w:p>
+    <w:p>
+      <w:pPr>
+        <w:pStyle w:val="ListBullet"/>
+        <w:spacing w:line="240" w:lineRule="auto"/>
+        <w:ind w:left="720"/>
+      </w:pPr>
+      <w:r>
+        <w:rPr>
+          <w:lang w:val="gu_IN" w:bidi="gu_IN"/>
+        </w:rPr>
+      </w:r>
+      <w:r>
+        <w:rPr>
+          <w:lang w:val="gu_IN" w:bidi="gu_IN"/>
+        </w:rPr>
+        <w:t>1 શમુએલ 8:6–7</w:t>
+      </w:r>
+    </w:p>
+    <w:p>
+      <w:pPr>
+        <w:pStyle w:val="ListBullet"/>
+        <w:spacing w:line="240" w:lineRule="auto"/>
+        <w:ind w:left="720"/>
+      </w:pPr>
+      <w:r>
+        <w:rPr>
+          <w:lang w:val="gu_IN" w:bidi="gu_IN"/>
+        </w:rPr>
+      </w:r>
+      <w:r>
+        <w:rPr>
+          <w:lang w:val="gu_IN" w:bidi="gu_IN"/>
+        </w:rPr>
+        <w:t>પુનર્નિયમ 28:9–10</w:t>
+      </w:r>
+    </w:p>
+    <w:p>
+      <w:pPr>
+        <w:pStyle w:val="ListBullet"/>
+        <w:spacing w:line="240" w:lineRule="auto"/>
+        <w:ind w:left="720"/>
+      </w:pPr>
+      <w:r>
+        <w:rPr>
+          <w:lang w:val="gu_IN" w:bidi="gu_IN"/>
+        </w:rPr>
+      </w:r>
+      <w:r>
+        <w:rPr>
+          <w:lang w:val="gu_IN" w:bidi="gu_IN"/>
+        </w:rPr>
+        <w:t>ઉત્પત્તિ 49:16–18</w:t>
+      </w:r>
+    </w:p>
+    <w:p>
+      <w:pPr>
+        <w:pStyle w:val="ListBullet"/>
+        <w:spacing w:line="240" w:lineRule="auto"/>
+        <w:ind w:left="720"/>
+      </w:pPr>
+      <w:r>
+        <w:rPr>
+          <w:lang w:val="gu_IN" w:bidi="gu_IN"/>
+        </w:rPr>
+      </w:r>
+      <w:r>
+        <w:rPr>
+          <w:lang w:val="gu_IN" w:bidi="gu_IN"/>
+        </w:rPr>
+        <w:t>રૂથ 1:16–18</w:t>
+      </w:r>
     </w:p>
     <w:p>
       <w:pPr>
@@ -7293,66 +6801,48 @@
           <w:lang w:val="gu_IN" w:bidi="gu_IN"/>
         </w:rPr>
       </w:r>
-      <w:hyperlink r:id="rId95">
-        <w:r>
-          <w:rPr>
-            <w:lang w:val="gu_IN" w:bidi="gu_IN"/>
-          </w:rPr>
-          <w:rPr>
-            <w:color w:val="0000EE"/>
-            <w:u w:val="single"/>
-          </w:rPr>
-          <w:t>2 પિતર 2:7–9</w:t>
-        </w:r>
-      </w:hyperlink>
-    </w:p>
-    <w:p>
-      <w:pPr>
-        <w:pStyle w:val="ListBullet"/>
-        <w:spacing w:line="240" w:lineRule="auto"/>
-        <w:ind w:left="720"/>
-      </w:pPr>
-      <w:r>
-        <w:rPr>
-          <w:lang w:val="gu_IN" w:bidi="gu_IN"/>
-        </w:rPr>
-      </w:r>
-      <w:hyperlink r:id="rId96">
-        <w:r>
-          <w:rPr>
-            <w:lang w:val="gu_IN" w:bidi="gu_IN"/>
-          </w:rPr>
-          <w:rPr>
-            <w:color w:val="0000EE"/>
-            <w:u w:val="single"/>
-          </w:rPr>
-          <w:t>ઉત્પત્તિ 11:27–28</w:t>
-        </w:r>
-      </w:hyperlink>
-    </w:p>
-    <w:p>
-      <w:pPr>
-        <w:pStyle w:val="ListBullet"/>
-        <w:spacing w:line="240" w:lineRule="auto"/>
-        <w:ind w:left="720"/>
-      </w:pPr>
-      <w:r>
-        <w:rPr>
-          <w:lang w:val="gu_IN" w:bidi="gu_IN"/>
-        </w:rPr>
-      </w:r>
-      <w:hyperlink r:id="rId97">
-        <w:r>
-          <w:rPr>
-            <w:lang w:val="gu_IN" w:bidi="gu_IN"/>
-          </w:rPr>
-          <w:rPr>
-            <w:color w:val="0000EE"/>
-            <w:u w:val="single"/>
-          </w:rPr>
-          <w:t>ઉત્પત્તિ 12:4–5</w:t>
-        </w:r>
-      </w:hyperlink>
+      <w:r>
+        <w:rPr>
+          <w:lang w:val="gu_IN" w:bidi="gu_IN"/>
+        </w:rPr>
+        <w:t>2 પિતર 2:7–9</w:t>
+      </w:r>
+    </w:p>
+    <w:p>
+      <w:pPr>
+        <w:pStyle w:val="ListBullet"/>
+        <w:spacing w:line="240" w:lineRule="auto"/>
+        <w:ind w:left="720"/>
+      </w:pPr>
+      <w:r>
+        <w:rPr>
+          <w:lang w:val="gu_IN" w:bidi="gu_IN"/>
+        </w:rPr>
+      </w:r>
+      <w:r>
+        <w:rPr>
+          <w:lang w:val="gu_IN" w:bidi="gu_IN"/>
+        </w:rPr>
+        <w:t>ઉત્પત્તિ 11:27–28</w:t>
+      </w:r>
+    </w:p>
+    <w:p>
+      <w:pPr>
+        <w:pStyle w:val="ListBullet"/>
+        <w:spacing w:line="240" w:lineRule="auto"/>
+        <w:ind w:left="720"/>
+      </w:pPr>
+      <w:r>
+        <w:rPr>
+          <w:lang w:val="gu_IN" w:bidi="gu_IN"/>
+        </w:rPr>
+      </w:r>
+      <w:r>
+        <w:rPr>
+          <w:lang w:val="gu_IN" w:bidi="gu_IN"/>
+        </w:rPr>
+        <w:t>ઉત્પત્તિ 12:4–5</w:t>
+      </w:r>
     </w:p>
     <w:p>
       <w:pPr>
@@ -7563,90 +7053,66 @@
           <w:lang w:val="gu_IN" w:bidi="gu_IN"/>
         </w:rPr>
       </w:r>
-      <w:hyperlink r:id="rId98">
-        <w:r>
-          <w:rPr>
-            <w:lang w:val="gu_IN" w:bidi="gu_IN"/>
-          </w:rPr>
-          <w:rPr>
-            <w:color w:val="0000EE"/>
-            <w:u w:val="single"/>
-          </w:rPr>
-          <w:t>1 કાળવૃતાંત 9:28–29</w:t>
-        </w:r>
-      </w:hyperlink>
-    </w:p>
-    <w:p>
-      <w:pPr>
-        <w:pStyle w:val="ListBullet"/>
-        <w:spacing w:line="240" w:lineRule="auto"/>
-        <w:ind w:left="720"/>
-      </w:pPr>
-      <w:r>
-        <w:rPr>
-          <w:lang w:val="gu_IN" w:bidi="gu_IN"/>
-        </w:rPr>
-      </w:r>
-      <w:hyperlink r:id="rId99">
-        <w:r>
-          <w:rPr>
-            <w:lang w:val="gu_IN" w:bidi="gu_IN"/>
-          </w:rPr>
-          <w:rPr>
-            <w:color w:val="0000EE"/>
-            <w:u w:val="single"/>
-          </w:rPr>
-          <w:t>નિર્ગમન 30:34–36</w:t>
-        </w:r>
-      </w:hyperlink>
-    </w:p>
-    <w:p>
-      <w:pPr>
-        <w:pStyle w:val="ListBullet"/>
-        <w:spacing w:line="240" w:lineRule="auto"/>
-        <w:ind w:left="720"/>
-      </w:pPr>
-      <w:r>
-        <w:rPr>
-          <w:lang w:val="gu_IN" w:bidi="gu_IN"/>
-        </w:rPr>
-      </w:r>
-      <w:hyperlink r:id="rId100">
-        <w:r>
-          <w:rPr>
-            <w:lang w:val="gu_IN" w:bidi="gu_IN"/>
-          </w:rPr>
-          <w:rPr>
-            <w:color w:val="0000EE"/>
-            <w:u w:val="single"/>
-          </w:rPr>
-          <w:t>માથ્થી 2:11–12</w:t>
-        </w:r>
-      </w:hyperlink>
-    </w:p>
-    <w:p>
-      <w:pPr>
-        <w:pStyle w:val="ListBullet"/>
-        <w:spacing w:line="240" w:lineRule="auto"/>
-        <w:ind w:left="720"/>
-      </w:pPr>
-      <w:r>
-        <w:rPr>
-          <w:lang w:val="gu_IN" w:bidi="gu_IN"/>
-        </w:rPr>
-      </w:r>
-      <w:hyperlink r:id="rId101">
-        <w:r>
-          <w:rPr>
-            <w:lang w:val="gu_IN" w:bidi="gu_IN"/>
-          </w:rPr>
-          <w:rPr>
-            <w:color w:val="0000EE"/>
-            <w:u w:val="single"/>
-          </w:rPr>
-          <w:t>ગણના 5:15</w:t>
-        </w:r>
-      </w:hyperlink>
+      <w:r>
+        <w:rPr>
+          <w:lang w:val="gu_IN" w:bidi="gu_IN"/>
+        </w:rPr>
+        <w:t>1 કાળવૃતાંત 9:28–29</w:t>
+      </w:r>
+    </w:p>
+    <w:p>
+      <w:pPr>
+        <w:pStyle w:val="ListBullet"/>
+        <w:spacing w:line="240" w:lineRule="auto"/>
+        <w:ind w:left="720"/>
+      </w:pPr>
+      <w:r>
+        <w:rPr>
+          <w:lang w:val="gu_IN" w:bidi="gu_IN"/>
+        </w:rPr>
+      </w:r>
+      <w:r>
+        <w:rPr>
+          <w:lang w:val="gu_IN" w:bidi="gu_IN"/>
+        </w:rPr>
+        <w:t>નિર્ગમન 30:34–36</w:t>
+      </w:r>
+    </w:p>
+    <w:p>
+      <w:pPr>
+        <w:pStyle w:val="ListBullet"/>
+        <w:spacing w:line="240" w:lineRule="auto"/>
+        <w:ind w:left="720"/>
+      </w:pPr>
+      <w:r>
+        <w:rPr>
+          <w:lang w:val="gu_IN" w:bidi="gu_IN"/>
+        </w:rPr>
+      </w:r>
+      <w:r>
+        <w:rPr>
+          <w:lang w:val="gu_IN" w:bidi="gu_IN"/>
+        </w:rPr>
+        <w:t>માથ્થી 2:11–12</w:t>
+      </w:r>
+    </w:p>
+    <w:p>
+      <w:pPr>
+        <w:pStyle w:val="ListBullet"/>
+        <w:spacing w:line="240" w:lineRule="auto"/>
+        <w:ind w:left="720"/>
+      </w:pPr>
+      <w:r>
+        <w:rPr>
+          <w:lang w:val="gu_IN" w:bidi="gu_IN"/>
+        </w:rPr>
+      </w:r>
+      <w:r>
+        <w:rPr>
+          <w:lang w:val="gu_IN" w:bidi="gu_IN"/>
+        </w:rPr>
+        <w:t>ગણના 5:15</w:t>
+      </w:r>
     </w:p>
     <w:p>
       <w:pPr>
@@ -7874,66 +7340,48 @@
           <w:lang w:val="gu_IN" w:bidi="gu_IN"/>
         </w:rPr>
       </w:r>
-      <w:hyperlink r:id="rId102">
-        <w:r>
-          <w:rPr>
-            <w:lang w:val="gu_IN" w:bidi="gu_IN"/>
-          </w:rPr>
-          <w:rPr>
-            <w:color w:val="0000EE"/>
-            <w:u w:val="single"/>
-          </w:rPr>
-          <w:t>1 રાજાઓ 10:11–12</w:t>
-        </w:r>
-      </w:hyperlink>
-    </w:p>
-    <w:p>
-      <w:pPr>
-        <w:pStyle w:val="ListBullet"/>
-        <w:spacing w:line="240" w:lineRule="auto"/>
-        <w:ind w:left="720"/>
-      </w:pPr>
-      <w:r>
-        <w:rPr>
-          <w:lang w:val="gu_IN" w:bidi="gu_IN"/>
-        </w:rPr>
-      </w:r>
-      <w:hyperlink r:id="rId103">
-        <w:r>
-          <w:rPr>
-            <w:lang w:val="gu_IN" w:bidi="gu_IN"/>
-          </w:rPr>
-          <w:rPr>
-            <w:color w:val="0000EE"/>
-            <w:u w:val="single"/>
-          </w:rPr>
-          <w:t>1 શમુએલ 10:5–6</w:t>
-        </w:r>
-      </w:hyperlink>
-    </w:p>
-    <w:p>
-      <w:pPr>
-        <w:pStyle w:val="ListBullet"/>
-        <w:spacing w:line="240" w:lineRule="auto"/>
-        <w:ind w:left="720"/>
-      </w:pPr>
-      <w:r>
-        <w:rPr>
-          <w:lang w:val="gu_IN" w:bidi="gu_IN"/>
-        </w:rPr>
-      </w:r>
-      <w:hyperlink r:id="rId104">
-        <w:r>
-          <w:rPr>
-            <w:lang w:val="gu_IN" w:bidi="gu_IN"/>
-          </w:rPr>
-          <w:rPr>
-            <w:color w:val="0000EE"/>
-            <w:u w:val="single"/>
-          </w:rPr>
-          <w:t>2 કાળવૃતાંત 5:11–12</w:t>
-        </w:r>
-      </w:hyperlink>
+      <w:r>
+        <w:rPr>
+          <w:lang w:val="gu_IN" w:bidi="gu_IN"/>
+        </w:rPr>
+        <w:t>1 રાજાઓ 10:11–12</w:t>
+      </w:r>
+    </w:p>
+    <w:p>
+      <w:pPr>
+        <w:pStyle w:val="ListBullet"/>
+        <w:spacing w:line="240" w:lineRule="auto"/>
+        <w:ind w:left="720"/>
+      </w:pPr>
+      <w:r>
+        <w:rPr>
+          <w:lang w:val="gu_IN" w:bidi="gu_IN"/>
+        </w:rPr>
+      </w:r>
+      <w:r>
+        <w:rPr>
+          <w:lang w:val="gu_IN" w:bidi="gu_IN"/>
+        </w:rPr>
+        <w:t>1 શમુએલ 10:5–6</w:t>
+      </w:r>
+    </w:p>
+    <w:p>
+      <w:pPr>
+        <w:pStyle w:val="ListBullet"/>
+        <w:spacing w:line="240" w:lineRule="auto"/>
+        <w:ind w:left="720"/>
+      </w:pPr>
+      <w:r>
+        <w:rPr>
+          <w:lang w:val="gu_IN" w:bidi="gu_IN"/>
+        </w:rPr>
+      </w:r>
+      <w:r>
+        <w:rPr>
+          <w:lang w:val="gu_IN" w:bidi="gu_IN"/>
+        </w:rPr>
+        <w:t>2 કાળવૃતાંત 5:11–12</w:t>
+      </w:r>
     </w:p>
     <w:p>
       <w:pPr>
